--- a/Al_English_Learning_2312616_PhanTrungHieu.docx
+++ b/Al_English_Learning_2312616_PhanTrungHieu.docx
@@ -751,7 +751,7 @@
         <w:t>m 2025</w:t>
       </w:r>
     </w:p>
-    <w:bookmarkStart w:id="0" w:name="_Toc228619454" w:displacedByCustomXml="next"/>
+    <w:bookmarkStart w:id="0" w:name="_Toc229082342" w:displacedByCustomXml="next"/>
     <w:sdt>
       <w:sdtPr>
         <w:rPr>
@@ -832,17 +832,15 @@
             </w:rPr>
             <w:fldChar w:fldCharType="separate"/>
           </w:r>
-          <w:hyperlink w:anchor="_Toc228619454" w:history="1">
+          <w:hyperlink w:anchor="_Toc229082342" w:history="1">
             <w:r>
               <w:rPr>
                 <w:rStyle w:val="Hyperlink"/>
                 <w:rFonts w:ascii="Times New Roman" w:hAnsi="Times New Roman" w:cs="Times New Roman"/>
                 <w:bCs/>
                 <w:noProof/>
-                <w:color w:val="auto"/>
                 <w:sz w:val="26"/>
                 <w:szCs w:val="26"/>
-                <w:u w:val="none"/>
               </w:rPr>
               <w:t>MỤC LỤC</w:t>
             </w:r>
@@ -874,7 +872,7 @@
                 <w:sz w:val="26"/>
                 <w:szCs w:val="26"/>
               </w:rPr>
-              <w:instrText xml:space="preserve"> PAGEREF _Toc228619454 \h </w:instrText>
+              <w:instrText xml:space="preserve"> PAGEREF _Toc229082342 \h </w:instrText>
             </w:r>
             <w:r>
               <w:rPr>
@@ -933,13 +931,12 @@
               <w14:ligatures w14:val="standardContextual"/>
             </w:rPr>
           </w:pPr>
-          <w:hyperlink w:anchor="_Toc228619455" w:history="1">
+          <w:hyperlink w:anchor="_Toc229082343" w:history="1">
             <w:r>
               <w:rPr>
                 <w:rStyle w:val="Hyperlink"/>
                 <w:rFonts w:ascii="Times New Roman" w:hAnsi="Times New Roman" w:cs="Times New Roman"/>
                 <w:noProof/>
-                <w:color w:val="auto"/>
                 <w:sz w:val="26"/>
                 <w:szCs w:val="26"/>
               </w:rPr>
@@ -973,7 +970,7 @@
                 <w:sz w:val="26"/>
                 <w:szCs w:val="26"/>
               </w:rPr>
-              <w:instrText xml:space="preserve"> PAGEREF _Toc228619455 \h </w:instrText>
+              <w:instrText xml:space="preserve"> PAGEREF _Toc229082343 \h </w:instrText>
             </w:r>
             <w:r>
               <w:rPr>
@@ -1032,40 +1029,16 @@
               <w14:ligatures w14:val="standardContextual"/>
             </w:rPr>
           </w:pPr>
-          <w:hyperlink w:anchor="_Toc228619456" w:history="1">
+          <w:hyperlink w:anchor="_Toc229082344" w:history="1">
             <w:r>
               <w:rPr>
                 <w:rStyle w:val="Hyperlink"/>
                 <w:rFonts w:ascii="Times New Roman" w:hAnsi="Times New Roman" w:cs="Times New Roman"/>
                 <w:noProof/>
-                <w:color w:val="auto"/>
                 <w:sz w:val="26"/>
                 <w:szCs w:val="26"/>
               </w:rPr>
-              <w:t>3. HỆ THỐNG PROMPT A</w:t>
-            </w:r>
-            <w:r>
-              <w:rPr>
-                <w:rStyle w:val="Hyperlink"/>
-                <w:rFonts w:ascii="Times New Roman" w:hAnsi="Times New Roman" w:cs="Times New Roman"/>
-                <w:noProof/>
-                <w:color w:val="auto"/>
-                <w:sz w:val="26"/>
-                <w:szCs w:val="26"/>
-                <w:lang w:val="en-US"/>
-              </w:rPr>
-              <w:t>I</w:t>
-            </w:r>
-            <w:r>
-              <w:rPr>
-                <w:rStyle w:val="Hyperlink"/>
-                <w:rFonts w:ascii="Times New Roman" w:hAnsi="Times New Roman" w:cs="Times New Roman"/>
-                <w:noProof/>
-                <w:color w:val="auto"/>
-                <w:sz w:val="26"/>
-                <w:szCs w:val="26"/>
-              </w:rPr>
-              <w:t xml:space="preserve"> ĐÃ THIẾT KẾ VÀ TRIỂN KHAI</w:t>
+              <w:t>2. KIẾN TRÚC HỆ THỐNG</w:t>
             </w:r>
             <w:r>
               <w:rPr>
@@ -1095,7 +1068,105 @@
                 <w:sz w:val="26"/>
                 <w:szCs w:val="26"/>
               </w:rPr>
-              <w:instrText xml:space="preserve"> PAGEREF _Toc228619456 \h </w:instrText>
+              <w:instrText xml:space="preserve"> PAGEREF _Toc229082344 \h </w:instrText>
+            </w:r>
+            <w:r>
+              <w:rPr>
+                <w:rFonts w:ascii="Times New Roman" w:hAnsi="Times New Roman" w:cs="Times New Roman"/>
+                <w:noProof/>
+                <w:webHidden/>
+                <w:sz w:val="26"/>
+                <w:szCs w:val="26"/>
+              </w:rPr>
+            </w:r>
+            <w:r>
+              <w:rPr>
+                <w:rFonts w:ascii="Times New Roman" w:hAnsi="Times New Roman" w:cs="Times New Roman"/>
+                <w:noProof/>
+                <w:webHidden/>
+                <w:sz w:val="26"/>
+                <w:szCs w:val="26"/>
+              </w:rPr>
+              <w:fldChar w:fldCharType="separate"/>
+            </w:r>
+            <w:r>
+              <w:rPr>
+                <w:rFonts w:ascii="Times New Roman" w:hAnsi="Times New Roman" w:cs="Times New Roman"/>
+                <w:noProof/>
+                <w:webHidden/>
+                <w:sz w:val="26"/>
+                <w:szCs w:val="26"/>
+              </w:rPr>
+              <w:t>4</w:t>
+            </w:r>
+            <w:r>
+              <w:rPr>
+                <w:rFonts w:ascii="Times New Roman" w:hAnsi="Times New Roman" w:cs="Times New Roman"/>
+                <w:noProof/>
+                <w:webHidden/>
+                <w:sz w:val="26"/>
+                <w:szCs w:val="26"/>
+              </w:rPr>
+              <w:fldChar w:fldCharType="end"/>
+            </w:r>
+          </w:hyperlink>
+        </w:p>
+        <w:p>
+          <w:pPr>
+            <w:pStyle w:val="TOC1"/>
+            <w:tabs>
+              <w:tab w:val="right" w:leader="dot" w:pos="9016"/>
+            </w:tabs>
+            <w:rPr>
+              <w:rFonts w:ascii="Times New Roman" w:eastAsiaTheme="minorEastAsia" w:hAnsi="Times New Roman" w:cs="Times New Roman"/>
+              <w:noProof/>
+              <w:kern w:val="2"/>
+              <w:sz w:val="26"/>
+              <w:szCs w:val="26"/>
+              <w:lang w:val="en-US"/>
+              <w14:ligatures w14:val="standardContextual"/>
+            </w:rPr>
+          </w:pPr>
+          <w:hyperlink w:anchor="_Toc229082345" w:history="1">
+            <w:r>
+              <w:rPr>
+                <w:rStyle w:val="Hyperlink"/>
+                <w:rFonts w:ascii="Times New Roman" w:hAnsi="Times New Roman" w:cs="Times New Roman"/>
+                <w:noProof/>
+                <w:sz w:val="26"/>
+                <w:szCs w:val="26"/>
+              </w:rPr>
+              <w:t>3. HỆ THỐNG PROMPT AI ĐÃ THIẾT KẾ VÀ TRIỂN KHAI</w:t>
+            </w:r>
+            <w:r>
+              <w:rPr>
+                <w:rFonts w:ascii="Times New Roman" w:hAnsi="Times New Roman" w:cs="Times New Roman"/>
+                <w:noProof/>
+                <w:webHidden/>
+                <w:sz w:val="26"/>
+                <w:szCs w:val="26"/>
+              </w:rPr>
+              <w:tab/>
+            </w:r>
+            <w:r>
+              <w:rPr>
+                <w:rFonts w:ascii="Times New Roman" w:hAnsi="Times New Roman" w:cs="Times New Roman"/>
+                <w:noProof/>
+                <w:webHidden/>
+                <w:sz w:val="26"/>
+                <w:szCs w:val="26"/>
+              </w:rPr>
+              <w:fldChar w:fldCharType="begin"/>
+            </w:r>
+            <w:r>
+              <w:rPr>
+                <w:rFonts w:ascii="Times New Roman" w:hAnsi="Times New Roman" w:cs="Times New Roman"/>
+                <w:noProof/>
+                <w:webHidden/>
+                <w:sz w:val="26"/>
+                <w:szCs w:val="26"/>
+              </w:rPr>
+              <w:instrText xml:space="preserve"> PAGEREF _Toc229082345 \h </w:instrText>
             </w:r>
             <w:r>
               <w:rPr>
@@ -1154,13 +1225,12 @@
               <w14:ligatures w14:val="standardContextual"/>
             </w:rPr>
           </w:pPr>
-          <w:hyperlink w:anchor="_Toc228619457" w:history="1">
+          <w:hyperlink w:anchor="_Toc229082346" w:history="1">
             <w:r>
               <w:rPr>
                 <w:rStyle w:val="Hyperlink"/>
                 <w:rFonts w:ascii="Times New Roman" w:hAnsi="Times New Roman" w:cs="Times New Roman"/>
                 <w:noProof/>
-                <w:color w:val="auto"/>
                 <w:sz w:val="26"/>
                 <w:szCs w:val="26"/>
               </w:rPr>
@@ -1194,106 +1264,7 @@
                 <w:sz w:val="26"/>
                 <w:szCs w:val="26"/>
               </w:rPr>
-              <w:instrText xml:space="preserve"> PAGEREF _Toc228619457 \h </w:instrText>
-            </w:r>
-            <w:r>
-              <w:rPr>
-                <w:rFonts w:ascii="Times New Roman" w:hAnsi="Times New Roman" w:cs="Times New Roman"/>
-                <w:noProof/>
-                <w:webHidden/>
-                <w:sz w:val="26"/>
-                <w:szCs w:val="26"/>
-              </w:rPr>
-            </w:r>
-            <w:r>
-              <w:rPr>
-                <w:rFonts w:ascii="Times New Roman" w:hAnsi="Times New Roman" w:cs="Times New Roman"/>
-                <w:noProof/>
-                <w:webHidden/>
-                <w:sz w:val="26"/>
-                <w:szCs w:val="26"/>
-              </w:rPr>
-              <w:fldChar w:fldCharType="separate"/>
-            </w:r>
-            <w:r>
-              <w:rPr>
-                <w:rFonts w:ascii="Times New Roman" w:hAnsi="Times New Roman" w:cs="Times New Roman"/>
-                <w:noProof/>
-                <w:webHidden/>
-                <w:sz w:val="26"/>
-                <w:szCs w:val="26"/>
-              </w:rPr>
-              <w:t>7</w:t>
-            </w:r>
-            <w:r>
-              <w:rPr>
-                <w:rFonts w:ascii="Times New Roman" w:hAnsi="Times New Roman" w:cs="Times New Roman"/>
-                <w:noProof/>
-                <w:webHidden/>
-                <w:sz w:val="26"/>
-                <w:szCs w:val="26"/>
-              </w:rPr>
-              <w:fldChar w:fldCharType="end"/>
-            </w:r>
-          </w:hyperlink>
-        </w:p>
-        <w:p>
-          <w:pPr>
-            <w:pStyle w:val="TOC1"/>
-            <w:tabs>
-              <w:tab w:val="right" w:leader="dot" w:pos="9016"/>
-            </w:tabs>
-            <w:rPr>
-              <w:rFonts w:ascii="Times New Roman" w:eastAsiaTheme="minorEastAsia" w:hAnsi="Times New Roman" w:cs="Times New Roman"/>
-              <w:noProof/>
-              <w:kern w:val="2"/>
-              <w:sz w:val="26"/>
-              <w:szCs w:val="26"/>
-              <w:lang w:val="en-US"/>
-              <w14:ligatures w14:val="standardContextual"/>
-            </w:rPr>
-          </w:pPr>
-          <w:hyperlink w:anchor="_Toc228619458" w:history="1">
-            <w:r>
-              <w:rPr>
-                <w:rStyle w:val="Hyperlink"/>
-                <w:rFonts w:ascii="Times New Roman" w:hAnsi="Times New Roman" w:cs="Times New Roman"/>
-                <w:noProof/>
-                <w:color w:val="auto"/>
-                <w:sz w:val="26"/>
-                <w:szCs w:val="26"/>
-              </w:rPr>
-              <w:t>5. KẾT QUẢ ĐẠT ĐƯỢC VÀ ĐÓNG GÓP</w:t>
-            </w:r>
-            <w:r>
-              <w:rPr>
-                <w:rFonts w:ascii="Times New Roman" w:hAnsi="Times New Roman" w:cs="Times New Roman"/>
-                <w:noProof/>
-                <w:webHidden/>
-                <w:sz w:val="26"/>
-                <w:szCs w:val="26"/>
-              </w:rPr>
-              <w:tab/>
-            </w:r>
-            <w:r>
-              <w:rPr>
-                <w:rFonts w:ascii="Times New Roman" w:hAnsi="Times New Roman" w:cs="Times New Roman"/>
-                <w:noProof/>
-                <w:webHidden/>
-                <w:sz w:val="26"/>
-                <w:szCs w:val="26"/>
-              </w:rPr>
-              <w:fldChar w:fldCharType="begin"/>
-            </w:r>
-            <w:r>
-              <w:rPr>
-                <w:rFonts w:ascii="Times New Roman" w:hAnsi="Times New Roman" w:cs="Times New Roman"/>
-                <w:noProof/>
-                <w:webHidden/>
-                <w:sz w:val="26"/>
-                <w:szCs w:val="26"/>
-              </w:rPr>
-              <w:instrText xml:space="preserve"> PAGEREF _Toc228619458 \h </w:instrText>
+              <w:instrText xml:space="preserve"> PAGEREF _Toc229082346 \h </w:instrText>
             </w:r>
             <w:r>
               <w:rPr>
@@ -1352,17 +1323,16 @@
               <w14:ligatures w14:val="standardContextual"/>
             </w:rPr>
           </w:pPr>
-          <w:hyperlink w:anchor="_Toc228619459" w:history="1">
+          <w:hyperlink w:anchor="_Toc229082347" w:history="1">
             <w:r>
               <w:rPr>
                 <w:rStyle w:val="Hyperlink"/>
                 <w:rFonts w:ascii="Times New Roman" w:hAnsi="Times New Roman" w:cs="Times New Roman"/>
                 <w:noProof/>
-                <w:color w:val="auto"/>
                 <w:sz w:val="26"/>
                 <w:szCs w:val="26"/>
               </w:rPr>
-              <w:t>6. HẠN CHẾ VÀ HƯỚNG PHÁT TRIỂN</w:t>
+              <w:t>5. KẾT QUẢ ĐẠT ĐƯỢC VÀ ĐÓNG GÓP</w:t>
             </w:r>
             <w:r>
               <w:rPr>
@@ -1392,7 +1362,7 @@
                 <w:sz w:val="26"/>
                 <w:szCs w:val="26"/>
               </w:rPr>
-              <w:instrText xml:space="preserve"> PAGEREF _Toc228619459 \h </w:instrText>
+              <w:instrText xml:space="preserve"> PAGEREF _Toc229082347 \h </w:instrText>
             </w:r>
             <w:r>
               <w:rPr>
@@ -1451,13 +1421,110 @@
               <w14:ligatures w14:val="standardContextual"/>
             </w:rPr>
           </w:pPr>
-          <w:hyperlink w:anchor="_Toc228619460" w:history="1">
+          <w:hyperlink w:anchor="_Toc229082348" w:history="1">
             <w:r>
               <w:rPr>
                 <w:rStyle w:val="Hyperlink"/>
                 <w:rFonts w:ascii="Times New Roman" w:hAnsi="Times New Roman" w:cs="Times New Roman"/>
                 <w:noProof/>
-                <w:color w:val="auto"/>
+                <w:sz w:val="26"/>
+                <w:szCs w:val="26"/>
+              </w:rPr>
+              <w:t>6. HẠN CHẾ VÀ HƯỚNG PHÁT TRIỂN</w:t>
+            </w:r>
+            <w:r>
+              <w:rPr>
+                <w:rFonts w:ascii="Times New Roman" w:hAnsi="Times New Roman" w:cs="Times New Roman"/>
+                <w:noProof/>
+                <w:webHidden/>
+                <w:sz w:val="26"/>
+                <w:szCs w:val="26"/>
+              </w:rPr>
+              <w:tab/>
+            </w:r>
+            <w:r>
+              <w:rPr>
+                <w:rFonts w:ascii="Times New Roman" w:hAnsi="Times New Roman" w:cs="Times New Roman"/>
+                <w:noProof/>
+                <w:webHidden/>
+                <w:sz w:val="26"/>
+                <w:szCs w:val="26"/>
+              </w:rPr>
+              <w:fldChar w:fldCharType="begin"/>
+            </w:r>
+            <w:r>
+              <w:rPr>
+                <w:rFonts w:ascii="Times New Roman" w:hAnsi="Times New Roman" w:cs="Times New Roman"/>
+                <w:noProof/>
+                <w:webHidden/>
+                <w:sz w:val="26"/>
+                <w:szCs w:val="26"/>
+              </w:rPr>
+              <w:instrText xml:space="preserve"> PAGEREF _Toc229082348 \h </w:instrText>
+            </w:r>
+            <w:r>
+              <w:rPr>
+                <w:rFonts w:ascii="Times New Roman" w:hAnsi="Times New Roman" w:cs="Times New Roman"/>
+                <w:noProof/>
+                <w:webHidden/>
+                <w:sz w:val="26"/>
+                <w:szCs w:val="26"/>
+              </w:rPr>
+            </w:r>
+            <w:r>
+              <w:rPr>
+                <w:rFonts w:ascii="Times New Roman" w:hAnsi="Times New Roman" w:cs="Times New Roman"/>
+                <w:noProof/>
+                <w:webHidden/>
+                <w:sz w:val="26"/>
+                <w:szCs w:val="26"/>
+              </w:rPr>
+              <w:fldChar w:fldCharType="separate"/>
+            </w:r>
+            <w:r>
+              <w:rPr>
+                <w:rFonts w:ascii="Times New Roman" w:hAnsi="Times New Roman" w:cs="Times New Roman"/>
+                <w:noProof/>
+                <w:webHidden/>
+                <w:sz w:val="26"/>
+                <w:szCs w:val="26"/>
+              </w:rPr>
+              <w:t>9</w:t>
+            </w:r>
+            <w:r>
+              <w:rPr>
+                <w:rFonts w:ascii="Times New Roman" w:hAnsi="Times New Roman" w:cs="Times New Roman"/>
+                <w:noProof/>
+                <w:webHidden/>
+                <w:sz w:val="26"/>
+                <w:szCs w:val="26"/>
+              </w:rPr>
+              <w:fldChar w:fldCharType="end"/>
+            </w:r>
+          </w:hyperlink>
+        </w:p>
+        <w:p>
+          <w:pPr>
+            <w:pStyle w:val="TOC1"/>
+            <w:tabs>
+              <w:tab w:val="right" w:leader="dot" w:pos="9016"/>
+            </w:tabs>
+            <w:rPr>
+              <w:rFonts w:ascii="Times New Roman" w:eastAsiaTheme="minorEastAsia" w:hAnsi="Times New Roman" w:cs="Times New Roman"/>
+              <w:noProof/>
+              <w:kern w:val="2"/>
+              <w:sz w:val="26"/>
+              <w:szCs w:val="26"/>
+              <w:lang w:val="en-US"/>
+              <w14:ligatures w14:val="standardContextual"/>
+            </w:rPr>
+          </w:pPr>
+          <w:hyperlink w:anchor="_Toc229082349" w:history="1">
+            <w:r>
+              <w:rPr>
+                <w:rStyle w:val="Hyperlink"/>
+                <w:rFonts w:ascii="Times New Roman" w:hAnsi="Times New Roman" w:cs="Times New Roman"/>
+                <w:noProof/>
                 <w:sz w:val="26"/>
                 <w:szCs w:val="26"/>
               </w:rPr>
@@ -1491,7 +1558,7 @@
                 <w:sz w:val="26"/>
                 <w:szCs w:val="26"/>
               </w:rPr>
-              <w:instrText xml:space="preserve"> PAGEREF _Toc228619460 \h </w:instrText>
+              <w:instrText xml:space="preserve"> PAGEREF _Toc229082349 \h </w:instrText>
             </w:r>
             <w:r>
               <w:rPr>
@@ -1592,7 +1659,7 @@
           <w:color w:val="1F3864" w:themeColor="accent1" w:themeShade="80"/>
         </w:rPr>
       </w:pPr>
-      <w:bookmarkStart w:id="1" w:name="_Toc228619455"/>
+      <w:bookmarkStart w:id="1" w:name="_Toc229082343"/>
       <w:r>
         <w:rPr>
           <w:color w:val="1F3864" w:themeColor="accent1" w:themeShade="80"/>
@@ -7097,17 +7164,18 @@
     <w:p>
       <w:pPr>
         <w:pStyle w:val="C2"/>
-        <w:outlineLvl w:val="9"/>
         <w:rPr>
           <w:color w:val="1F3864" w:themeColor="accent1" w:themeShade="80"/>
         </w:rPr>
       </w:pPr>
+      <w:bookmarkStart w:id="2" w:name="_Toc229082344"/>
       <w:r>
         <w:rPr>
           <w:color w:val="1F3864" w:themeColor="accent1" w:themeShade="80"/>
         </w:rPr>
         <w:t>2. KIẾN TRÚC HỆ THỐNG</w:t>
       </w:r>
+      <w:bookmarkEnd w:id="2"/>
     </w:p>
     <w:p>
       <w:pPr>
@@ -10264,7 +10332,7 @@
           <w:color w:val="1F4E79" w:themeColor="accent5" w:themeShade="80"/>
         </w:rPr>
       </w:pPr>
-      <w:bookmarkStart w:id="2" w:name="_Toc228619456"/>
+      <w:bookmarkStart w:id="3" w:name="_Toc229082345"/>
       <w:r>
         <w:rPr>
           <w:color w:val="1F4E79" w:themeColor="accent5" w:themeShade="80"/>
@@ -10295,7 +10363,7 @@
         </w:rPr>
         <w:t xml:space="preserve"> ĐÃ THIẾT KẾ VÀ TRIỂN KHAI</w:t>
       </w:r>
-      <w:bookmarkEnd w:id="2"/>
+      <w:bookmarkEnd w:id="3"/>
     </w:p>
     <w:p>
       <w:pPr>
@@ -11602,6 +11670,288 @@
     </w:p>
     <w:p>
       <w:pPr>
+        <w:pStyle w:val="C2"/>
+        <w:outlineLvl w:val="9"/>
+        <w:rPr>
+          <w:b w:val="0"/>
+          <w:color w:val="auto"/>
+        </w:rPr>
+      </w:pPr>
+      <w:proofErr w:type="spellStart"/>
+      <w:r>
+        <w:rPr>
+          <w:b w:val="0"/>
+          <w:color w:val="auto"/>
+        </w:rPr>
+        <w:t>Mục</w:t>
+      </w:r>
+      <w:proofErr w:type="spellEnd"/>
+      <w:r>
+        <w:rPr>
+          <w:b w:val="0"/>
+          <w:color w:val="auto"/>
+        </w:rPr>
+        <w:t xml:space="preserve"> </w:t>
+      </w:r>
+      <w:proofErr w:type="spellStart"/>
+      <w:r>
+        <w:rPr>
+          <w:b w:val="0"/>
+          <w:color w:val="auto"/>
+        </w:rPr>
+        <w:t>đích</w:t>
+      </w:r>
+      <w:proofErr w:type="spellEnd"/>
+      <w:r>
+        <w:rPr>
+          <w:b w:val="0"/>
+          <w:color w:val="auto"/>
+        </w:rPr>
+        <w:t>: </w:t>
+      </w:r>
+      <w:proofErr w:type="spellStart"/>
+      <w:r>
+        <w:rPr>
+          <w:b w:val="0"/>
+          <w:color w:val="auto"/>
+        </w:rPr>
+        <w:t>Đánh</w:t>
+      </w:r>
+      <w:proofErr w:type="spellEnd"/>
+      <w:r>
+        <w:rPr>
+          <w:b w:val="0"/>
+          <w:color w:val="auto"/>
+        </w:rPr>
+        <w:t xml:space="preserve"> </w:t>
+      </w:r>
+      <w:proofErr w:type="spellStart"/>
+      <w:r>
+        <w:rPr>
+          <w:b w:val="0"/>
+          <w:color w:val="auto"/>
+        </w:rPr>
+        <w:t>giá</w:t>
+      </w:r>
+      <w:proofErr w:type="spellEnd"/>
+      <w:r>
+        <w:rPr>
+          <w:b w:val="0"/>
+          <w:color w:val="auto"/>
+        </w:rPr>
+        <w:t xml:space="preserve"> </w:t>
+      </w:r>
+      <w:proofErr w:type="spellStart"/>
+      <w:r>
+        <w:rPr>
+          <w:b w:val="0"/>
+          <w:color w:val="auto"/>
+        </w:rPr>
+        <w:t>bài</w:t>
+      </w:r>
+      <w:proofErr w:type="spellEnd"/>
+      <w:r>
+        <w:rPr>
+          <w:b w:val="0"/>
+          <w:color w:val="auto"/>
+        </w:rPr>
+        <w:t xml:space="preserve"> </w:t>
+      </w:r>
+      <w:proofErr w:type="spellStart"/>
+      <w:r>
+        <w:rPr>
+          <w:b w:val="0"/>
+          <w:color w:val="auto"/>
+        </w:rPr>
+        <w:t>viết</w:t>
+      </w:r>
+      <w:proofErr w:type="spellEnd"/>
+      <w:r>
+        <w:rPr>
+          <w:b w:val="0"/>
+          <w:color w:val="auto"/>
+        </w:rPr>
+        <w:t xml:space="preserve"> </w:t>
+      </w:r>
+      <w:proofErr w:type="spellStart"/>
+      <w:r>
+        <w:rPr>
+          <w:b w:val="0"/>
+          <w:color w:val="auto"/>
+        </w:rPr>
+        <w:t>của</w:t>
+      </w:r>
+      <w:proofErr w:type="spellEnd"/>
+      <w:r>
+        <w:rPr>
+          <w:b w:val="0"/>
+          <w:color w:val="auto"/>
+        </w:rPr>
+        <w:t xml:space="preserve"> </w:t>
+      </w:r>
+      <w:proofErr w:type="spellStart"/>
+      <w:r>
+        <w:rPr>
+          <w:b w:val="0"/>
+          <w:color w:val="auto"/>
+        </w:rPr>
+        <w:t>người</w:t>
+      </w:r>
+      <w:proofErr w:type="spellEnd"/>
+      <w:r>
+        <w:rPr>
+          <w:b w:val="0"/>
+          <w:color w:val="auto"/>
+        </w:rPr>
+        <w:t xml:space="preserve"> </w:t>
+      </w:r>
+      <w:proofErr w:type="spellStart"/>
+      <w:r>
+        <w:rPr>
+          <w:b w:val="0"/>
+          <w:color w:val="auto"/>
+        </w:rPr>
+        <w:t>học</w:t>
+      </w:r>
+      <w:proofErr w:type="spellEnd"/>
+      <w:r>
+        <w:rPr>
+          <w:b w:val="0"/>
+          <w:color w:val="auto"/>
+        </w:rPr>
+        <w:t xml:space="preserve">, </w:t>
+      </w:r>
+      <w:proofErr w:type="spellStart"/>
+      <w:r>
+        <w:rPr>
+          <w:b w:val="0"/>
+          <w:color w:val="auto"/>
+        </w:rPr>
+        <w:t>trả</w:t>
+      </w:r>
+      <w:proofErr w:type="spellEnd"/>
+      <w:r>
+        <w:rPr>
+          <w:b w:val="0"/>
+          <w:color w:val="auto"/>
+        </w:rPr>
+        <w:t xml:space="preserve"> </w:t>
+      </w:r>
+      <w:proofErr w:type="spellStart"/>
+      <w:r>
+        <w:rPr>
+          <w:b w:val="0"/>
+          <w:color w:val="auto"/>
+        </w:rPr>
+        <w:t>điểm</w:t>
+      </w:r>
+      <w:proofErr w:type="spellEnd"/>
+      <w:r>
+        <w:rPr>
+          <w:b w:val="0"/>
+          <w:color w:val="auto"/>
+        </w:rPr>
+        <w:t xml:space="preserve"> </w:t>
+      </w:r>
+      <w:proofErr w:type="spellStart"/>
+      <w:r>
+        <w:rPr>
+          <w:b w:val="0"/>
+          <w:color w:val="auto"/>
+        </w:rPr>
+        <w:t>số</w:t>
+      </w:r>
+      <w:proofErr w:type="spellEnd"/>
+      <w:r>
+        <w:rPr>
+          <w:b w:val="0"/>
+          <w:color w:val="auto"/>
+        </w:rPr>
+        <w:t xml:space="preserve">, </w:t>
+      </w:r>
+      <w:proofErr w:type="spellStart"/>
+      <w:r>
+        <w:rPr>
+          <w:b w:val="0"/>
+          <w:color w:val="auto"/>
+        </w:rPr>
+        <w:t>bản</w:t>
+      </w:r>
+      <w:proofErr w:type="spellEnd"/>
+      <w:r>
+        <w:rPr>
+          <w:b w:val="0"/>
+          <w:color w:val="auto"/>
+        </w:rPr>
+        <w:t xml:space="preserve"> </w:t>
+      </w:r>
+      <w:proofErr w:type="spellStart"/>
+      <w:r>
+        <w:rPr>
+          <w:b w:val="0"/>
+          <w:color w:val="auto"/>
+        </w:rPr>
+        <w:t>sửa</w:t>
+      </w:r>
+      <w:proofErr w:type="spellEnd"/>
+      <w:r>
+        <w:rPr>
+          <w:b w:val="0"/>
+          <w:color w:val="auto"/>
+        </w:rPr>
+        <w:t xml:space="preserve"> </w:t>
+      </w:r>
+      <w:proofErr w:type="spellStart"/>
+      <w:r>
+        <w:rPr>
+          <w:b w:val="0"/>
+          <w:color w:val="auto"/>
+        </w:rPr>
+        <w:t>và</w:t>
+      </w:r>
+      <w:proofErr w:type="spellEnd"/>
+      <w:r>
+        <w:rPr>
+          <w:b w:val="0"/>
+          <w:color w:val="auto"/>
+        </w:rPr>
+        <w:t xml:space="preserve"> </w:t>
+      </w:r>
+      <w:proofErr w:type="spellStart"/>
+      <w:r>
+        <w:rPr>
+          <w:b w:val="0"/>
+          <w:color w:val="auto"/>
+        </w:rPr>
+        <w:t>góp</w:t>
+      </w:r>
+      <w:proofErr w:type="spellEnd"/>
+      <w:r>
+        <w:rPr>
+          <w:b w:val="0"/>
+          <w:color w:val="auto"/>
+        </w:rPr>
+        <w:t xml:space="preserve"> ý chi </w:t>
+      </w:r>
+      <w:proofErr w:type="spellStart"/>
+      <w:r>
+        <w:rPr>
+          <w:b w:val="0"/>
+          <w:color w:val="auto"/>
+        </w:rPr>
+        <w:t>tiết</w:t>
+      </w:r>
+      <w:proofErr w:type="spellEnd"/>
+      <w:r>
+        <w:rPr>
+          <w:b w:val="0"/>
+          <w:color w:val="auto"/>
+        </w:rPr>
+        <w:t>.</w:t>
+      </w:r>
+    </w:p>
+    <w:p>
+      <w:pPr>
         <w:shd w:val="clear" w:color="auto" w:fill="F2F2F2"/>
         <w:spacing w:before="36" w:after="36" w:line="360" w:lineRule="auto"/>
         <w:ind w:firstLine="720"/>
@@ -11717,6 +12067,7 @@
           <w:sz w:val="18"/>
           <w:szCs w:val="18"/>
         </w:rPr>
+        <w:lastRenderedPageBreak/>
         <w:t>- corrected_text: preserve original idea, improve grammar/naturalness.</w:t>
       </w:r>
     </w:p>
@@ -11825,17 +12176,280 @@
         <w:outlineLvl w:val="9"/>
         <w:rPr>
           <w:b w:val="0"/>
-          <w:bCs/>
-        </w:rPr>
-      </w:pPr>
-      <w:r>
-        <w:rPr>
-          <w:b w:val="0"/>
-          <w:bCs/>
-          <w:lang w:val="vi"/>
-        </w:rPr>
-        <w:lastRenderedPageBreak/>
-        <w:t>Khi người dùng làm sai một câu trắc nghiệm, họ có thể bấm “Tại sao sai?”.</w:t>
+          <w:color w:val="auto"/>
+        </w:rPr>
+      </w:pPr>
+      <w:proofErr w:type="spellStart"/>
+      <w:r>
+        <w:rPr>
+          <w:b w:val="0"/>
+          <w:color w:val="auto"/>
+        </w:rPr>
+        <w:t>Mục</w:t>
+      </w:r>
+      <w:proofErr w:type="spellEnd"/>
+      <w:r>
+        <w:rPr>
+          <w:b w:val="0"/>
+          <w:color w:val="auto"/>
+        </w:rPr>
+        <w:t xml:space="preserve"> </w:t>
+      </w:r>
+      <w:proofErr w:type="spellStart"/>
+      <w:r>
+        <w:rPr>
+          <w:b w:val="0"/>
+          <w:color w:val="auto"/>
+        </w:rPr>
+        <w:t>đích</w:t>
+      </w:r>
+      <w:proofErr w:type="spellEnd"/>
+      <w:r>
+        <w:rPr>
+          <w:b w:val="0"/>
+          <w:color w:val="auto"/>
+        </w:rPr>
+        <w:t xml:space="preserve">: Khi </w:t>
+      </w:r>
+      <w:proofErr w:type="spellStart"/>
+      <w:r>
+        <w:rPr>
+          <w:b w:val="0"/>
+          <w:color w:val="auto"/>
+        </w:rPr>
+        <w:t>người</w:t>
+      </w:r>
+      <w:proofErr w:type="spellEnd"/>
+      <w:r>
+        <w:rPr>
+          <w:b w:val="0"/>
+          <w:color w:val="auto"/>
+        </w:rPr>
+        <w:t xml:space="preserve"> </w:t>
+      </w:r>
+      <w:proofErr w:type="spellStart"/>
+      <w:r>
+        <w:rPr>
+          <w:b w:val="0"/>
+          <w:color w:val="auto"/>
+        </w:rPr>
+        <w:t>dùng</w:t>
+      </w:r>
+      <w:proofErr w:type="spellEnd"/>
+      <w:r>
+        <w:rPr>
+          <w:b w:val="0"/>
+          <w:color w:val="auto"/>
+        </w:rPr>
+        <w:t xml:space="preserve"> </w:t>
+      </w:r>
+      <w:proofErr w:type="spellStart"/>
+      <w:r>
+        <w:rPr>
+          <w:b w:val="0"/>
+          <w:color w:val="auto"/>
+        </w:rPr>
+        <w:t>làm</w:t>
+      </w:r>
+      <w:proofErr w:type="spellEnd"/>
+      <w:r>
+        <w:rPr>
+          <w:b w:val="0"/>
+          <w:color w:val="auto"/>
+        </w:rPr>
+        <w:t xml:space="preserve"> </w:t>
+      </w:r>
+      <w:proofErr w:type="spellStart"/>
+      <w:r>
+        <w:rPr>
+          <w:b w:val="0"/>
+          <w:color w:val="auto"/>
+        </w:rPr>
+        <w:t>sai</w:t>
+      </w:r>
+      <w:proofErr w:type="spellEnd"/>
+      <w:r>
+        <w:rPr>
+          <w:b w:val="0"/>
+          <w:color w:val="auto"/>
+        </w:rPr>
+        <w:t xml:space="preserve"> </w:t>
+      </w:r>
+      <w:proofErr w:type="spellStart"/>
+      <w:r>
+        <w:rPr>
+          <w:b w:val="0"/>
+          <w:color w:val="auto"/>
+        </w:rPr>
+        <w:t>bài</w:t>
+      </w:r>
+      <w:proofErr w:type="spellEnd"/>
+      <w:r>
+        <w:rPr>
+          <w:b w:val="0"/>
+          <w:color w:val="auto"/>
+        </w:rPr>
+        <w:t xml:space="preserve"> </w:t>
+      </w:r>
+      <w:proofErr w:type="spellStart"/>
+      <w:r>
+        <w:rPr>
+          <w:b w:val="0"/>
+          <w:color w:val="auto"/>
+        </w:rPr>
+        <w:t>trắc</w:t>
+      </w:r>
+      <w:proofErr w:type="spellEnd"/>
+      <w:r>
+        <w:rPr>
+          <w:b w:val="0"/>
+          <w:color w:val="auto"/>
+        </w:rPr>
+        <w:t xml:space="preserve"> </w:t>
+      </w:r>
+      <w:proofErr w:type="spellStart"/>
+      <w:r>
+        <w:rPr>
+          <w:b w:val="0"/>
+          <w:color w:val="auto"/>
+        </w:rPr>
+        <w:t>nghiệm</w:t>
+      </w:r>
+      <w:proofErr w:type="spellEnd"/>
+      <w:r>
+        <w:rPr>
+          <w:b w:val="0"/>
+          <w:color w:val="auto"/>
+        </w:rPr>
+        <w:t xml:space="preserve">, AI </w:t>
+      </w:r>
+      <w:proofErr w:type="spellStart"/>
+      <w:r>
+        <w:rPr>
+          <w:b w:val="0"/>
+          <w:color w:val="auto"/>
+        </w:rPr>
+        <w:t>giải</w:t>
+      </w:r>
+      <w:proofErr w:type="spellEnd"/>
+      <w:r>
+        <w:rPr>
+          <w:b w:val="0"/>
+          <w:color w:val="auto"/>
+        </w:rPr>
+        <w:t xml:space="preserve"> </w:t>
+      </w:r>
+      <w:proofErr w:type="spellStart"/>
+      <w:r>
+        <w:rPr>
+          <w:b w:val="0"/>
+          <w:color w:val="auto"/>
+        </w:rPr>
+        <w:t>thích</w:t>
+      </w:r>
+      <w:proofErr w:type="spellEnd"/>
+      <w:r>
+        <w:rPr>
+          <w:b w:val="0"/>
+          <w:color w:val="auto"/>
+        </w:rPr>
+        <w:t xml:space="preserve"> </w:t>
+      </w:r>
+      <w:proofErr w:type="spellStart"/>
+      <w:r>
+        <w:rPr>
+          <w:b w:val="0"/>
+          <w:color w:val="auto"/>
+        </w:rPr>
+        <w:t>lý</w:t>
+      </w:r>
+      <w:proofErr w:type="spellEnd"/>
+      <w:r>
+        <w:rPr>
+          <w:b w:val="0"/>
+          <w:color w:val="auto"/>
+        </w:rPr>
+        <w:t xml:space="preserve"> do </w:t>
+      </w:r>
+      <w:proofErr w:type="spellStart"/>
+      <w:r>
+        <w:rPr>
+          <w:b w:val="0"/>
+          <w:color w:val="auto"/>
+        </w:rPr>
+        <w:t>bằng</w:t>
+      </w:r>
+      <w:proofErr w:type="spellEnd"/>
+      <w:r>
+        <w:rPr>
+          <w:b w:val="0"/>
+          <w:color w:val="auto"/>
+        </w:rPr>
+        <w:t xml:space="preserve"> </w:t>
+      </w:r>
+      <w:proofErr w:type="spellStart"/>
+      <w:r>
+        <w:rPr>
+          <w:b w:val="0"/>
+          <w:color w:val="auto"/>
+        </w:rPr>
+        <w:t>tiếng</w:t>
+      </w:r>
+      <w:proofErr w:type="spellEnd"/>
+      <w:r>
+        <w:rPr>
+          <w:b w:val="0"/>
+          <w:color w:val="auto"/>
+        </w:rPr>
+        <w:t xml:space="preserve"> Việt </w:t>
+      </w:r>
+      <w:proofErr w:type="spellStart"/>
+      <w:r>
+        <w:rPr>
+          <w:b w:val="0"/>
+          <w:color w:val="auto"/>
+        </w:rPr>
+        <w:t>kèm</w:t>
+      </w:r>
+      <w:proofErr w:type="spellEnd"/>
+      <w:r>
+        <w:rPr>
+          <w:b w:val="0"/>
+          <w:color w:val="auto"/>
+        </w:rPr>
+        <w:t xml:space="preserve"> </w:t>
+      </w:r>
+      <w:proofErr w:type="spellStart"/>
+      <w:r>
+        <w:rPr>
+          <w:b w:val="0"/>
+          <w:color w:val="auto"/>
+        </w:rPr>
+        <w:t>mẹo</w:t>
+      </w:r>
+      <w:proofErr w:type="spellEnd"/>
+      <w:r>
+        <w:rPr>
+          <w:b w:val="0"/>
+          <w:color w:val="auto"/>
+        </w:rPr>
+        <w:t xml:space="preserve"> </w:t>
+      </w:r>
+      <w:proofErr w:type="spellStart"/>
+      <w:r>
+        <w:rPr>
+          <w:b w:val="0"/>
+          <w:color w:val="auto"/>
+        </w:rPr>
+        <w:t>nhớ</w:t>
+      </w:r>
+      <w:proofErr w:type="spellEnd"/>
+      <w:r>
+        <w:rPr>
+          <w:b w:val="0"/>
+          <w:color w:val="auto"/>
+        </w:rPr>
+        <w:t>.</w:t>
       </w:r>
     </w:p>
     <w:p>
@@ -12222,16 +12836,232 @@
         <w:outlineLvl w:val="9"/>
         <w:rPr>
           <w:b w:val="0"/>
-          <w:bCs/>
-        </w:rPr>
-      </w:pPr>
-      <w:r>
-        <w:rPr>
-          <w:b w:val="0"/>
-          <w:bCs/>
-          <w:lang w:val="vi"/>
-        </w:rPr>
-        <w:t>Mục đích: Sinh bộ flashcard cho một chủ đề (ví dụ “Food”).</w:t>
+          <w:color w:val="auto"/>
+        </w:rPr>
+      </w:pPr>
+      <w:proofErr w:type="spellStart"/>
+      <w:r>
+        <w:rPr>
+          <w:b w:val="0"/>
+          <w:color w:val="auto"/>
+        </w:rPr>
+        <w:t>Mục</w:t>
+      </w:r>
+      <w:proofErr w:type="spellEnd"/>
+      <w:r>
+        <w:rPr>
+          <w:b w:val="0"/>
+          <w:color w:val="auto"/>
+        </w:rPr>
+        <w:t xml:space="preserve"> </w:t>
+      </w:r>
+      <w:proofErr w:type="spellStart"/>
+      <w:r>
+        <w:rPr>
+          <w:b w:val="0"/>
+          <w:color w:val="auto"/>
+        </w:rPr>
+        <w:t>đích</w:t>
+      </w:r>
+      <w:proofErr w:type="spellEnd"/>
+      <w:r>
+        <w:rPr>
+          <w:b w:val="0"/>
+          <w:color w:val="auto"/>
+        </w:rPr>
+        <w:t xml:space="preserve">: Sinh </w:t>
+      </w:r>
+      <w:proofErr w:type="spellStart"/>
+      <w:r>
+        <w:rPr>
+          <w:b w:val="0"/>
+          <w:color w:val="auto"/>
+        </w:rPr>
+        <w:t>bộ</w:t>
+      </w:r>
+      <w:proofErr w:type="spellEnd"/>
+      <w:r>
+        <w:rPr>
+          <w:b w:val="0"/>
+          <w:color w:val="auto"/>
+        </w:rPr>
+        <w:t xml:space="preserve"> flashcard </w:t>
+      </w:r>
+      <w:proofErr w:type="spellStart"/>
+      <w:r>
+        <w:rPr>
+          <w:b w:val="0"/>
+          <w:color w:val="auto"/>
+        </w:rPr>
+        <w:t>từ</w:t>
+      </w:r>
+      <w:proofErr w:type="spellEnd"/>
+      <w:r>
+        <w:rPr>
+          <w:b w:val="0"/>
+          <w:color w:val="auto"/>
+        </w:rPr>
+        <w:t xml:space="preserve"> </w:t>
+      </w:r>
+      <w:proofErr w:type="spellStart"/>
+      <w:r>
+        <w:rPr>
+          <w:b w:val="0"/>
+          <w:color w:val="auto"/>
+        </w:rPr>
+        <w:t>vựng</w:t>
+      </w:r>
+      <w:proofErr w:type="spellEnd"/>
+      <w:r>
+        <w:rPr>
+          <w:b w:val="0"/>
+          <w:color w:val="auto"/>
+        </w:rPr>
+        <w:t xml:space="preserve"> </w:t>
+      </w:r>
+      <w:proofErr w:type="spellStart"/>
+      <w:r>
+        <w:rPr>
+          <w:b w:val="0"/>
+          <w:color w:val="auto"/>
+        </w:rPr>
+        <w:t>theo</w:t>
+      </w:r>
+      <w:proofErr w:type="spellEnd"/>
+      <w:r>
+        <w:rPr>
+          <w:b w:val="0"/>
+          <w:color w:val="auto"/>
+        </w:rPr>
+        <w:t xml:space="preserve"> </w:t>
+      </w:r>
+      <w:proofErr w:type="spellStart"/>
+      <w:r>
+        <w:rPr>
+          <w:b w:val="0"/>
+          <w:color w:val="auto"/>
+        </w:rPr>
+        <w:t>chủ</w:t>
+      </w:r>
+      <w:proofErr w:type="spellEnd"/>
+      <w:r>
+        <w:rPr>
+          <w:b w:val="0"/>
+          <w:color w:val="auto"/>
+        </w:rPr>
+        <w:t xml:space="preserve"> </w:t>
+      </w:r>
+      <w:proofErr w:type="spellStart"/>
+      <w:r>
+        <w:rPr>
+          <w:b w:val="0"/>
+          <w:color w:val="auto"/>
+        </w:rPr>
+        <w:t>đề</w:t>
+      </w:r>
+      <w:proofErr w:type="spellEnd"/>
+      <w:r>
+        <w:rPr>
+          <w:b w:val="0"/>
+          <w:color w:val="auto"/>
+        </w:rPr>
+        <w:t xml:space="preserve">, </w:t>
+      </w:r>
+      <w:proofErr w:type="spellStart"/>
+      <w:r>
+        <w:rPr>
+          <w:b w:val="0"/>
+          <w:color w:val="auto"/>
+        </w:rPr>
+        <w:t>hỗ</w:t>
+      </w:r>
+      <w:proofErr w:type="spellEnd"/>
+      <w:r>
+        <w:rPr>
+          <w:b w:val="0"/>
+          <w:color w:val="auto"/>
+        </w:rPr>
+        <w:t xml:space="preserve"> </w:t>
+      </w:r>
+      <w:proofErr w:type="spellStart"/>
+      <w:r>
+        <w:rPr>
+          <w:b w:val="0"/>
+          <w:color w:val="auto"/>
+        </w:rPr>
+        <w:t>trợ</w:t>
+      </w:r>
+      <w:proofErr w:type="spellEnd"/>
+      <w:r>
+        <w:rPr>
+          <w:b w:val="0"/>
+          <w:color w:val="auto"/>
+        </w:rPr>
+        <w:t xml:space="preserve"> </w:t>
+      </w:r>
+      <w:proofErr w:type="spellStart"/>
+      <w:r>
+        <w:rPr>
+          <w:b w:val="0"/>
+          <w:color w:val="auto"/>
+        </w:rPr>
+        <w:t>học</w:t>
+      </w:r>
+      <w:proofErr w:type="spellEnd"/>
+      <w:r>
+        <w:rPr>
+          <w:b w:val="0"/>
+          <w:color w:val="auto"/>
+        </w:rPr>
+        <w:t xml:space="preserve"> </w:t>
+      </w:r>
+      <w:proofErr w:type="spellStart"/>
+      <w:r>
+        <w:rPr>
+          <w:b w:val="0"/>
+          <w:color w:val="auto"/>
+        </w:rPr>
+        <w:t>và</w:t>
+      </w:r>
+      <w:proofErr w:type="spellEnd"/>
+      <w:r>
+        <w:rPr>
+          <w:b w:val="0"/>
+          <w:color w:val="auto"/>
+        </w:rPr>
+        <w:t xml:space="preserve"> </w:t>
+      </w:r>
+      <w:proofErr w:type="spellStart"/>
+      <w:r>
+        <w:rPr>
+          <w:b w:val="0"/>
+          <w:color w:val="auto"/>
+        </w:rPr>
+        <w:t>ôn</w:t>
+      </w:r>
+      <w:proofErr w:type="spellEnd"/>
+      <w:r>
+        <w:rPr>
+          <w:b w:val="0"/>
+          <w:color w:val="auto"/>
+        </w:rPr>
+        <w:t xml:space="preserve"> </w:t>
+      </w:r>
+      <w:proofErr w:type="spellStart"/>
+      <w:r>
+        <w:rPr>
+          <w:b w:val="0"/>
+          <w:color w:val="auto"/>
+        </w:rPr>
+        <w:t>tập</w:t>
+      </w:r>
+      <w:proofErr w:type="spellEnd"/>
+      <w:r>
+        <w:rPr>
+          <w:b w:val="0"/>
+          <w:color w:val="auto"/>
+        </w:rPr>
+        <w:t>.</w:t>
       </w:r>
     </w:p>
     <w:p>
@@ -12447,6 +13277,62 @@
     </w:p>
     <w:p>
       <w:pPr>
+        <w:pStyle w:val="C2"/>
+        <w:outlineLvl w:val="9"/>
+        <w:rPr>
+          <w:b w:val="0"/>
+          <w:bCs/>
+          <w:color w:val="auto"/>
+        </w:rPr>
+      </w:pPr>
+      <w:proofErr w:type="spellStart"/>
+      <w:r>
+        <w:rPr>
+          <w:b w:val="0"/>
+          <w:bCs/>
+          <w:color w:val="auto"/>
+        </w:rPr>
+        <w:t>Mục</w:t>
+      </w:r>
+      <w:proofErr w:type="spellEnd"/>
+      <w:r>
+        <w:rPr>
+          <w:b w:val="0"/>
+          <w:bCs/>
+          <w:color w:val="auto"/>
+        </w:rPr>
+        <w:t xml:space="preserve"> </w:t>
+      </w:r>
+      <w:proofErr w:type="spellStart"/>
+      <w:r>
+        <w:rPr>
+          <w:b w:val="0"/>
+          <w:bCs/>
+          <w:color w:val="auto"/>
+        </w:rPr>
+        <w:t>đích</w:t>
+      </w:r>
+      <w:proofErr w:type="spellEnd"/>
+      <w:r>
+        <w:rPr>
+          <w:b w:val="0"/>
+          <w:bCs/>
+          <w:color w:val="auto"/>
+        </w:rPr>
+        <w:t xml:space="preserve">: </w:t>
+      </w:r>
+      <w:r>
+        <w:rPr>
+          <w:b w:val="0"/>
+          <w:bCs/>
+          <w:color w:val="auto"/>
+          <w:lang w:val="vi"/>
+        </w:rPr>
+        <w:t>Tạo danh sách câu ngắn để người học luyện phát âm và phản xạ nói.</w:t>
+      </w:r>
+    </w:p>
+    <w:p>
+      <w:pPr>
         <w:shd w:val="clear" w:color="auto" w:fill="F2F2F2"/>
         <w:spacing w:before="36" w:after="36" w:line="360" w:lineRule="auto"/>
         <w:ind w:firstLine="720"/>
@@ -12502,6 +13388,7 @@
           <w:sz w:val="18"/>
           <w:szCs w:val="18"/>
         </w:rPr>
+        <w:lastRenderedPageBreak/>
         <w:t>- difficulty: PHẢI là một trong: easy, medium, hard.</w:t>
       </w:r>
     </w:p>
@@ -12532,7 +13419,7 @@
           <w:color w:val="1F4E79" w:themeColor="accent5" w:themeShade="80"/>
         </w:rPr>
       </w:pPr>
-      <w:bookmarkStart w:id="3" w:name="_Toc228619457"/>
+      <w:bookmarkStart w:id="4" w:name="_Toc229082346"/>
       <w:r>
         <w:rPr>
           <w:color w:val="1F4E79" w:themeColor="accent5" w:themeShade="80"/>
@@ -12545,7 +13432,7 @@
         </w:rPr>
         <w:t>CÁC TÍNH NĂNG NGƯỜI DÙNG</w:t>
       </w:r>
-      <w:bookmarkEnd w:id="3"/>
+      <w:bookmarkEnd w:id="4"/>
     </w:p>
     <w:p>
       <w:pPr>
@@ -12671,7 +13558,6 @@
         <w:rPr>
           <w:b w:val="0"/>
         </w:rPr>
-        <w:lastRenderedPageBreak/>
         <w:t>Chọn</w:t>
       </w:r>
       <w:proofErr w:type="spellEnd"/>
@@ -14796,6 +15682,7 @@
         <w:rPr>
           <w:b w:val="0"/>
         </w:rPr>
+        <w:lastRenderedPageBreak/>
         <w:t>Bảng</w:t>
       </w:r>
       <w:proofErr w:type="spellEnd"/>
@@ -15124,7 +16011,6 @@
         <w:rPr>
           <w:b w:val="0"/>
         </w:rPr>
-        <w:lastRenderedPageBreak/>
         <w:t>Nhiệm</w:t>
       </w:r>
       <w:proofErr w:type="spellEnd"/>
@@ -15254,14 +16140,14 @@
           <w:color w:val="1F4E79" w:themeColor="accent5" w:themeShade="80"/>
         </w:rPr>
       </w:pPr>
-      <w:bookmarkStart w:id="4" w:name="_Toc228619458"/>
+      <w:bookmarkStart w:id="5" w:name="_Toc229082347"/>
       <w:r>
         <w:rPr>
           <w:color w:val="1F4E79" w:themeColor="accent5" w:themeShade="80"/>
         </w:rPr>
         <w:t>5. KẾT QUẢ ĐẠT ĐƯỢC VÀ ĐÓNG GÓP</w:t>
       </w:r>
-      <w:bookmarkEnd w:id="4"/>
+      <w:bookmarkEnd w:id="5"/>
     </w:p>
     <w:p>
       <w:pPr>
@@ -17456,14 +18342,14 @@
           <w:color w:val="1F4E79" w:themeColor="accent5" w:themeShade="80"/>
         </w:rPr>
       </w:pPr>
-      <w:bookmarkStart w:id="5" w:name="_Toc228619459"/>
+      <w:bookmarkStart w:id="6" w:name="_Toc229082348"/>
       <w:r>
         <w:rPr>
           <w:color w:val="1F4E79" w:themeColor="accent5" w:themeShade="80"/>
         </w:rPr>
         <w:t>6. HẠN CHẾ VÀ HƯỚNG PHÁT TRIỂN</w:t>
       </w:r>
-      <w:bookmarkEnd w:id="5"/>
+      <w:bookmarkEnd w:id="6"/>
     </w:p>
     <w:p>
       <w:pPr>
@@ -17542,6 +18428,7 @@
         <w:rPr>
           <w:b w:val="0"/>
         </w:rPr>
+        <w:lastRenderedPageBreak/>
         <w:t>Cơ</w:t>
       </w:r>
       <w:proofErr w:type="spellEnd"/>
@@ -17990,7 +18877,6 @@
         <w:rPr>
           <w:b w:val="0"/>
         </w:rPr>
-        <w:lastRenderedPageBreak/>
         <w:t>Chưa</w:t>
       </w:r>
       <w:proofErr w:type="spellEnd"/>
@@ -18907,14 +19793,14 @@
           <w:color w:val="1F4E79" w:themeColor="accent5" w:themeShade="80"/>
         </w:rPr>
       </w:pPr>
-      <w:bookmarkStart w:id="6" w:name="_Toc228619460"/>
+      <w:bookmarkStart w:id="7" w:name="_Toc229082349"/>
       <w:r>
         <w:rPr>
           <w:color w:val="1F4E79" w:themeColor="accent5" w:themeShade="80"/>
         </w:rPr>
         <w:t>7. KẾT LUẬN</w:t>
       </w:r>
-      <w:bookmarkEnd w:id="6"/>
+      <w:bookmarkEnd w:id="7"/>
     </w:p>
     <w:p>
       <w:pPr>
@@ -21369,19 +22255,6 @@
         </w:rPr>
         <w:t xml:space="preserve"> lai.</w:t>
       </w:r>
-    </w:p>
-    <w:p>
-      <w:pPr>
-        <w:pStyle w:val="C2"/>
-        <w:outlineLvl w:val="9"/>
-      </w:pPr>
-    </w:p>
-    <w:p>
-      <w:pPr>
-        <w:pStyle w:val="C2"/>
-        <w:spacing w:beforeLines="600" w:before="1440" w:afterLines="600" w:after="1440"/>
-        <w:outlineLvl w:val="9"/>
-      </w:pPr>
     </w:p>
     <w:sectPr>
       <w:pgSz w:w="11906" w:h="16838" w:code="9"/>
@@ -21892,6 +22765,155 @@
     </w:lvl>
   </w:abstractNum>
   <w:abstractNum w:abstractNumId="4" w15:restartNumberingAfterBreak="0">
+    <w:nsid w:val="12FF0262"/>
+    <w:multiLevelType w:val="multilevel"/>
+    <w:tmpl w:val="25E08F96"/>
+    <w:lvl w:ilvl="0">
+      <w:start w:val="1"/>
+      <w:numFmt w:val="bullet"/>
+      <w:lvlText w:val=""/>
+      <w:lvlJc w:val="left"/>
+      <w:pPr>
+        <w:tabs>
+          <w:tab w:val="num" w:pos="720"/>
+        </w:tabs>
+        <w:ind w:left="720" w:hanging="360"/>
+      </w:pPr>
+      <w:rPr>
+        <w:rFonts w:ascii="Symbol" w:hAnsi="Symbol" w:hint="default"/>
+        <w:sz w:val="20"/>
+      </w:rPr>
+    </w:lvl>
+    <w:lvl w:ilvl="1" w:tentative="1">
+      <w:start w:val="1"/>
+      <w:numFmt w:val="bullet"/>
+      <w:lvlText w:val="o"/>
+      <w:lvlJc w:val="left"/>
+      <w:pPr>
+        <w:tabs>
+          <w:tab w:val="num" w:pos="1440"/>
+        </w:tabs>
+        <w:ind w:left="1440" w:hanging="360"/>
+      </w:pPr>
+      <w:rPr>
+        <w:rFonts w:ascii="Courier New" w:hAnsi="Courier New" w:hint="default"/>
+        <w:sz w:val="20"/>
+      </w:rPr>
+    </w:lvl>
+    <w:lvl w:ilvl="2" w:tentative="1">
+      <w:start w:val="1"/>
+      <w:numFmt w:val="bullet"/>
+      <w:lvlText w:val=""/>
+      <w:lvlJc w:val="left"/>
+      <w:pPr>
+        <w:tabs>
+          <w:tab w:val="num" w:pos="2160"/>
+        </w:tabs>
+        <w:ind w:left="2160" w:hanging="360"/>
+      </w:pPr>
+      <w:rPr>
+        <w:rFonts w:ascii="Wingdings" w:hAnsi="Wingdings" w:hint="default"/>
+        <w:sz w:val="20"/>
+      </w:rPr>
+    </w:lvl>
+    <w:lvl w:ilvl="3" w:tentative="1">
+      <w:start w:val="1"/>
+      <w:numFmt w:val="bullet"/>
+      <w:lvlText w:val=""/>
+      <w:lvlJc w:val="left"/>
+      <w:pPr>
+        <w:tabs>
+          <w:tab w:val="num" w:pos="2880"/>
+        </w:tabs>
+        <w:ind w:left="2880" w:hanging="360"/>
+      </w:pPr>
+      <w:rPr>
+        <w:rFonts w:ascii="Wingdings" w:hAnsi="Wingdings" w:hint="default"/>
+        <w:sz w:val="20"/>
+      </w:rPr>
+    </w:lvl>
+    <w:lvl w:ilvl="4" w:tentative="1">
+      <w:start w:val="1"/>
+      <w:numFmt w:val="bullet"/>
+      <w:lvlText w:val=""/>
+      <w:lvlJc w:val="left"/>
+      <w:pPr>
+        <w:tabs>
+          <w:tab w:val="num" w:pos="3600"/>
+        </w:tabs>
+        <w:ind w:left="3600" w:hanging="360"/>
+      </w:pPr>
+      <w:rPr>
+        <w:rFonts w:ascii="Wingdings" w:hAnsi="Wingdings" w:hint="default"/>
+        <w:sz w:val="20"/>
+      </w:rPr>
+    </w:lvl>
+    <w:lvl w:ilvl="5" w:tentative="1">
+      <w:start w:val="1"/>
+      <w:numFmt w:val="bullet"/>
+      <w:lvlText w:val=""/>
+      <w:lvlJc w:val="left"/>
+      <w:pPr>
+        <w:tabs>
+          <w:tab w:val="num" w:pos="4320"/>
+        </w:tabs>
+        <w:ind w:left="4320" w:hanging="360"/>
+      </w:pPr>
+      <w:rPr>
+        <w:rFonts w:ascii="Wingdings" w:hAnsi="Wingdings" w:hint="default"/>
+        <w:sz w:val="20"/>
+      </w:rPr>
+    </w:lvl>
+    <w:lvl w:ilvl="6" w:tentative="1">
+      <w:start w:val="1"/>
+      <w:numFmt w:val="bullet"/>
+      <w:lvlText w:val=""/>
+      <w:lvlJc w:val="left"/>
+      <w:pPr>
+        <w:tabs>
+          <w:tab w:val="num" w:pos="5040"/>
+        </w:tabs>
+        <w:ind w:left="5040" w:hanging="360"/>
+      </w:pPr>
+      <w:rPr>
+        <w:rFonts w:ascii="Wingdings" w:hAnsi="Wingdings" w:hint="default"/>
+        <w:sz w:val="20"/>
+      </w:rPr>
+    </w:lvl>
+    <w:lvl w:ilvl="7" w:tentative="1">
+      <w:start w:val="1"/>
+      <w:numFmt w:val="bullet"/>
+      <w:lvlText w:val=""/>
+      <w:lvlJc w:val="left"/>
+      <w:pPr>
+        <w:tabs>
+          <w:tab w:val="num" w:pos="5760"/>
+        </w:tabs>
+        <w:ind w:left="5760" w:hanging="360"/>
+      </w:pPr>
+      <w:rPr>
+        <w:rFonts w:ascii="Wingdings" w:hAnsi="Wingdings" w:hint="default"/>
+        <w:sz w:val="20"/>
+      </w:rPr>
+    </w:lvl>
+    <w:lvl w:ilvl="8" w:tentative="1">
+      <w:start w:val="1"/>
+      <w:numFmt w:val="bullet"/>
+      <w:lvlText w:val=""/>
+      <w:lvlJc w:val="left"/>
+      <w:pPr>
+        <w:tabs>
+          <w:tab w:val="num" w:pos="6480"/>
+        </w:tabs>
+        <w:ind w:left="6480" w:hanging="360"/>
+      </w:pPr>
+      <w:rPr>
+        <w:rFonts w:ascii="Wingdings" w:hAnsi="Wingdings" w:hint="default"/>
+        <w:sz w:val="20"/>
+      </w:rPr>
+    </w:lvl>
+  </w:abstractNum>
+  <w:abstractNum w:abstractNumId="5" w15:restartNumberingAfterBreak="0">
     <w:nsid w:val="1FB524CD"/>
     <w:multiLevelType w:val="hybridMultilevel"/>
     <w:tmpl w:val="30DA7B98"/>
@@ -21945,7 +22967,7 @@
       <w:lvlJc w:val="left"/>
     </w:lvl>
   </w:abstractNum>
-  <w:abstractNum w:abstractNumId="5" w15:restartNumberingAfterBreak="0">
+  <w:abstractNum w:abstractNumId="6" w15:restartNumberingAfterBreak="0">
     <w:nsid w:val="23286047"/>
     <w:multiLevelType w:val="multilevel"/>
     <w:tmpl w:val="ADFE9EE4"/>
@@ -22094,7 +23116,7 @@
       </w:rPr>
     </w:lvl>
   </w:abstractNum>
-  <w:abstractNum w:abstractNumId="6" w15:restartNumberingAfterBreak="0">
+  <w:abstractNum w:abstractNumId="7" w15:restartNumberingAfterBreak="0">
     <w:nsid w:val="2CCF32C1"/>
     <w:multiLevelType w:val="multilevel"/>
     <w:tmpl w:val="C3B8E03A"/>
@@ -22243,7 +23265,7 @@
       </w:rPr>
     </w:lvl>
   </w:abstractNum>
-  <w:abstractNum w:abstractNumId="7" w15:restartNumberingAfterBreak="0">
+  <w:abstractNum w:abstractNumId="8" w15:restartNumberingAfterBreak="0">
     <w:nsid w:val="356E07A6"/>
     <w:multiLevelType w:val="multilevel"/>
     <w:tmpl w:val="238E61A6"/>
@@ -22392,7 +23414,7 @@
       </w:rPr>
     </w:lvl>
   </w:abstractNum>
-  <w:abstractNum w:abstractNumId="8" w15:restartNumberingAfterBreak="0">
+  <w:abstractNum w:abstractNumId="9" w15:restartNumberingAfterBreak="0">
     <w:nsid w:val="364C5216"/>
     <w:multiLevelType w:val="multilevel"/>
     <w:tmpl w:val="C8285994"/>
@@ -22541,7 +23563,7 @@
       </w:rPr>
     </w:lvl>
   </w:abstractNum>
-  <w:abstractNum w:abstractNumId="9" w15:restartNumberingAfterBreak="0">
+  <w:abstractNum w:abstractNumId="10" w15:restartNumberingAfterBreak="0">
     <w:nsid w:val="37B02475"/>
     <w:multiLevelType w:val="multilevel"/>
     <w:tmpl w:val="8AF2F5DE"/>
@@ -22690,7 +23712,7 @@
       </w:rPr>
     </w:lvl>
   </w:abstractNum>
-  <w:abstractNum w:abstractNumId="10" w15:restartNumberingAfterBreak="0">
+  <w:abstractNum w:abstractNumId="11" w15:restartNumberingAfterBreak="0">
     <w:nsid w:val="3ACA0A5D"/>
     <w:multiLevelType w:val="multilevel"/>
     <w:tmpl w:val="44248DD0"/>
@@ -22828,7 +23850,7 @@
       </w:rPr>
     </w:lvl>
   </w:abstractNum>
-  <w:abstractNum w:abstractNumId="11" w15:restartNumberingAfterBreak="0">
+  <w:abstractNum w:abstractNumId="12" w15:restartNumberingAfterBreak="0">
     <w:nsid w:val="408A2BC0"/>
     <w:multiLevelType w:val="multilevel"/>
     <w:tmpl w:val="32FC405E"/>
@@ -22977,7 +23999,7 @@
       </w:rPr>
     </w:lvl>
   </w:abstractNum>
-  <w:abstractNum w:abstractNumId="12" w15:restartNumberingAfterBreak="0">
+  <w:abstractNum w:abstractNumId="13" w15:restartNumberingAfterBreak="0">
     <w:nsid w:val="425E4EA4"/>
     <w:multiLevelType w:val="multilevel"/>
     <w:tmpl w:val="60A62B72"/>
@@ -23126,7 +24148,7 @@
       </w:rPr>
     </w:lvl>
   </w:abstractNum>
-  <w:abstractNum w:abstractNumId="13" w15:restartNumberingAfterBreak="0">
+  <w:abstractNum w:abstractNumId="14" w15:restartNumberingAfterBreak="0">
     <w:nsid w:val="49F32A89"/>
     <w:multiLevelType w:val="multilevel"/>
     <w:tmpl w:val="0114BB5A"/>
@@ -23275,7 +24297,7 @@
       </w:rPr>
     </w:lvl>
   </w:abstractNum>
-  <w:abstractNum w:abstractNumId="14" w15:restartNumberingAfterBreak="0">
+  <w:abstractNum w:abstractNumId="15" w15:restartNumberingAfterBreak="0">
     <w:nsid w:val="4D4055D6"/>
     <w:multiLevelType w:val="hybridMultilevel"/>
     <w:tmpl w:val="6316C944"/>
@@ -23389,7 +24411,7 @@
       </w:rPr>
     </w:lvl>
   </w:abstractNum>
-  <w:abstractNum w:abstractNumId="15" w15:restartNumberingAfterBreak="0">
+  <w:abstractNum w:abstractNumId="16" w15:restartNumberingAfterBreak="0">
     <w:nsid w:val="4FEA7FA2"/>
     <w:multiLevelType w:val="multilevel"/>
     <w:tmpl w:val="6AC0DC5C"/>
@@ -23538,7 +24560,7 @@
       </w:rPr>
     </w:lvl>
   </w:abstractNum>
-  <w:abstractNum w:abstractNumId="16" w15:restartNumberingAfterBreak="0">
+  <w:abstractNum w:abstractNumId="17" w15:restartNumberingAfterBreak="0">
     <w:nsid w:val="53F11711"/>
     <w:multiLevelType w:val="multilevel"/>
     <w:tmpl w:val="384ABB2C"/>
@@ -23687,7 +24709,7 @@
       </w:rPr>
     </w:lvl>
   </w:abstractNum>
-  <w:abstractNum w:abstractNumId="17" w15:restartNumberingAfterBreak="0">
+  <w:abstractNum w:abstractNumId="18" w15:restartNumberingAfterBreak="0">
     <w:nsid w:val="552540E2"/>
     <w:multiLevelType w:val="multilevel"/>
     <w:tmpl w:val="BE3A701A"/>
@@ -23836,7 +24858,7 @@
       </w:rPr>
     </w:lvl>
   </w:abstractNum>
-  <w:abstractNum w:abstractNumId="18" w15:restartNumberingAfterBreak="0">
+  <w:abstractNum w:abstractNumId="19" w15:restartNumberingAfterBreak="0">
     <w:nsid w:val="58D35D98"/>
     <w:multiLevelType w:val="hybridMultilevel"/>
     <w:tmpl w:val="AFD2B052"/>
@@ -23949,7 +24971,7 @@
       </w:rPr>
     </w:lvl>
   </w:abstractNum>
-  <w:abstractNum w:abstractNumId="19" w15:restartNumberingAfterBreak="0">
+  <w:abstractNum w:abstractNumId="20" w15:restartNumberingAfterBreak="0">
     <w:nsid w:val="5B481CE3"/>
     <w:multiLevelType w:val="hybridMultilevel"/>
     <w:tmpl w:val="4A1C678A"/>
@@ -24063,7 +25085,7 @@
       </w:rPr>
     </w:lvl>
   </w:abstractNum>
-  <w:abstractNum w:abstractNumId="20" w15:restartNumberingAfterBreak="0">
+  <w:abstractNum w:abstractNumId="21" w15:restartNumberingAfterBreak="0">
     <w:nsid w:val="5DCC25A8"/>
     <w:multiLevelType w:val="multilevel"/>
     <w:tmpl w:val="93304110"/>
@@ -24212,7 +25234,7 @@
       </w:rPr>
     </w:lvl>
   </w:abstractNum>
-  <w:abstractNum w:abstractNumId="21" w15:restartNumberingAfterBreak="0">
+  <w:abstractNum w:abstractNumId="22" w15:restartNumberingAfterBreak="0">
     <w:nsid w:val="67D530C9"/>
     <w:multiLevelType w:val="multilevel"/>
     <w:tmpl w:val="8F089528"/>
@@ -24361,237 +25383,10 @@
       </w:rPr>
     </w:lvl>
   </w:abstractNum>
-  <w:abstractNum w:abstractNumId="22" w15:restartNumberingAfterBreak="0">
-    <w:nsid w:val="6F9338B6"/>
-    <w:multiLevelType w:val="hybridMultilevel"/>
-    <w:tmpl w:val="6A6E8E66"/>
-    <w:lvl w:ilvl="0" w:tplc="3FCCF9CA">
-      <w:start w:val="1"/>
-      <w:numFmt w:val="bullet"/>
-      <w:suff w:val="space"/>
-      <w:lvlText w:val=""/>
-      <w:lvlJc w:val="left"/>
-      <w:pPr>
-        <w:ind w:left="284" w:firstLine="436"/>
-      </w:pPr>
-      <w:rPr>
-        <w:rFonts w:ascii="Symbol" w:hAnsi="Symbol" w:hint="default"/>
-      </w:rPr>
-    </w:lvl>
-    <w:lvl w:ilvl="1" w:tplc="FFFFFFFF" w:tentative="1">
-      <w:start w:val="1"/>
-      <w:numFmt w:val="bullet"/>
-      <w:lvlText w:val="o"/>
-      <w:lvlJc w:val="left"/>
-      <w:pPr>
-        <w:ind w:left="2160" w:hanging="360"/>
-      </w:pPr>
-      <w:rPr>
-        <w:rFonts w:ascii="Courier New" w:hAnsi="Courier New" w:cs="Courier New" w:hint="default"/>
-      </w:rPr>
-    </w:lvl>
-    <w:lvl w:ilvl="2" w:tplc="FFFFFFFF" w:tentative="1">
-      <w:start w:val="1"/>
-      <w:numFmt w:val="bullet"/>
-      <w:lvlText w:val=""/>
-      <w:lvlJc w:val="left"/>
-      <w:pPr>
-        <w:ind w:left="2880" w:hanging="360"/>
-      </w:pPr>
-      <w:rPr>
-        <w:rFonts w:ascii="Wingdings" w:hAnsi="Wingdings" w:hint="default"/>
-      </w:rPr>
-    </w:lvl>
-    <w:lvl w:ilvl="3" w:tplc="FFFFFFFF" w:tentative="1">
-      <w:start w:val="1"/>
-      <w:numFmt w:val="bullet"/>
-      <w:lvlText w:val=""/>
-      <w:lvlJc w:val="left"/>
-      <w:pPr>
-        <w:ind w:left="3600" w:hanging="360"/>
-      </w:pPr>
-      <w:rPr>
-        <w:rFonts w:ascii="Symbol" w:hAnsi="Symbol" w:hint="default"/>
-      </w:rPr>
-    </w:lvl>
-    <w:lvl w:ilvl="4" w:tplc="FFFFFFFF" w:tentative="1">
-      <w:start w:val="1"/>
-      <w:numFmt w:val="bullet"/>
-      <w:lvlText w:val="o"/>
-      <w:lvlJc w:val="left"/>
-      <w:pPr>
-        <w:ind w:left="4320" w:hanging="360"/>
-      </w:pPr>
-      <w:rPr>
-        <w:rFonts w:ascii="Courier New" w:hAnsi="Courier New" w:cs="Courier New" w:hint="default"/>
-      </w:rPr>
-    </w:lvl>
-    <w:lvl w:ilvl="5" w:tplc="FFFFFFFF" w:tentative="1">
-      <w:start w:val="1"/>
-      <w:numFmt w:val="bullet"/>
-      <w:lvlText w:val=""/>
-      <w:lvlJc w:val="left"/>
-      <w:pPr>
-        <w:ind w:left="5040" w:hanging="360"/>
-      </w:pPr>
-      <w:rPr>
-        <w:rFonts w:ascii="Wingdings" w:hAnsi="Wingdings" w:hint="default"/>
-      </w:rPr>
-    </w:lvl>
-    <w:lvl w:ilvl="6" w:tplc="FFFFFFFF" w:tentative="1">
-      <w:start w:val="1"/>
-      <w:numFmt w:val="bullet"/>
-      <w:lvlText w:val=""/>
-      <w:lvlJc w:val="left"/>
-      <w:pPr>
-        <w:ind w:left="5760" w:hanging="360"/>
-      </w:pPr>
-      <w:rPr>
-        <w:rFonts w:ascii="Symbol" w:hAnsi="Symbol" w:hint="default"/>
-      </w:rPr>
-    </w:lvl>
-    <w:lvl w:ilvl="7" w:tplc="FFFFFFFF" w:tentative="1">
-      <w:start w:val="1"/>
-      <w:numFmt w:val="bullet"/>
-      <w:lvlText w:val="o"/>
-      <w:lvlJc w:val="left"/>
-      <w:pPr>
-        <w:ind w:left="6480" w:hanging="360"/>
-      </w:pPr>
-      <w:rPr>
-        <w:rFonts w:ascii="Courier New" w:hAnsi="Courier New" w:cs="Courier New" w:hint="default"/>
-      </w:rPr>
-    </w:lvl>
-    <w:lvl w:ilvl="8" w:tplc="FFFFFFFF" w:tentative="1">
-      <w:start w:val="1"/>
-      <w:numFmt w:val="bullet"/>
-      <w:lvlText w:val=""/>
-      <w:lvlJc w:val="left"/>
-      <w:pPr>
-        <w:ind w:left="7200" w:hanging="360"/>
-      </w:pPr>
-      <w:rPr>
-        <w:rFonts w:ascii="Wingdings" w:hAnsi="Wingdings" w:hint="default"/>
-      </w:rPr>
-    </w:lvl>
-  </w:abstractNum>
   <w:abstractNum w:abstractNumId="23" w15:restartNumberingAfterBreak="0">
-    <w:nsid w:val="7015294A"/>
-    <w:multiLevelType w:val="hybridMultilevel"/>
-    <w:tmpl w:val="7A904D64"/>
-    <w:lvl w:ilvl="0" w:tplc="04090001">
-      <w:start w:val="1"/>
-      <w:numFmt w:val="bullet"/>
-      <w:lvlText w:val=""/>
-      <w:lvlJc w:val="left"/>
-      <w:pPr>
-        <w:ind w:left="1440" w:hanging="360"/>
-      </w:pPr>
-      <w:rPr>
-        <w:rFonts w:ascii="Symbol" w:hAnsi="Symbol" w:hint="default"/>
-      </w:rPr>
-    </w:lvl>
-    <w:lvl w:ilvl="1" w:tplc="04090003" w:tentative="1">
-      <w:start w:val="1"/>
-      <w:numFmt w:val="bullet"/>
-      <w:lvlText w:val="o"/>
-      <w:lvlJc w:val="left"/>
-      <w:pPr>
-        <w:ind w:left="2160" w:hanging="360"/>
-      </w:pPr>
-      <w:rPr>
-        <w:rFonts w:ascii="Courier New" w:hAnsi="Courier New" w:cs="Courier New" w:hint="default"/>
-      </w:rPr>
-    </w:lvl>
-    <w:lvl w:ilvl="2" w:tplc="04090005" w:tentative="1">
-      <w:start w:val="1"/>
-      <w:numFmt w:val="bullet"/>
-      <w:lvlText w:val=""/>
-      <w:lvlJc w:val="left"/>
-      <w:pPr>
-        <w:ind w:left="2880" w:hanging="360"/>
-      </w:pPr>
-      <w:rPr>
-        <w:rFonts w:ascii="Wingdings" w:hAnsi="Wingdings" w:hint="default"/>
-      </w:rPr>
-    </w:lvl>
-    <w:lvl w:ilvl="3" w:tplc="04090001" w:tentative="1">
-      <w:start w:val="1"/>
-      <w:numFmt w:val="bullet"/>
-      <w:lvlText w:val=""/>
-      <w:lvlJc w:val="left"/>
-      <w:pPr>
-        <w:ind w:left="3600" w:hanging="360"/>
-      </w:pPr>
-      <w:rPr>
-        <w:rFonts w:ascii="Symbol" w:hAnsi="Symbol" w:hint="default"/>
-      </w:rPr>
-    </w:lvl>
-    <w:lvl w:ilvl="4" w:tplc="04090003" w:tentative="1">
-      <w:start w:val="1"/>
-      <w:numFmt w:val="bullet"/>
-      <w:lvlText w:val="o"/>
-      <w:lvlJc w:val="left"/>
-      <w:pPr>
-        <w:ind w:left="4320" w:hanging="360"/>
-      </w:pPr>
-      <w:rPr>
-        <w:rFonts w:ascii="Courier New" w:hAnsi="Courier New" w:cs="Courier New" w:hint="default"/>
-      </w:rPr>
-    </w:lvl>
-    <w:lvl w:ilvl="5" w:tplc="04090005" w:tentative="1">
-      <w:start w:val="1"/>
-      <w:numFmt w:val="bullet"/>
-      <w:lvlText w:val=""/>
-      <w:lvlJc w:val="left"/>
-      <w:pPr>
-        <w:ind w:left="5040" w:hanging="360"/>
-      </w:pPr>
-      <w:rPr>
-        <w:rFonts w:ascii="Wingdings" w:hAnsi="Wingdings" w:hint="default"/>
-      </w:rPr>
-    </w:lvl>
-    <w:lvl w:ilvl="6" w:tplc="04090001" w:tentative="1">
-      <w:start w:val="1"/>
-      <w:numFmt w:val="bullet"/>
-      <w:lvlText w:val=""/>
-      <w:lvlJc w:val="left"/>
-      <w:pPr>
-        <w:ind w:left="5760" w:hanging="360"/>
-      </w:pPr>
-      <w:rPr>
-        <w:rFonts w:ascii="Symbol" w:hAnsi="Symbol" w:hint="default"/>
-      </w:rPr>
-    </w:lvl>
-    <w:lvl w:ilvl="7" w:tplc="04090003" w:tentative="1">
-      <w:start w:val="1"/>
-      <w:numFmt w:val="bullet"/>
-      <w:lvlText w:val="o"/>
-      <w:lvlJc w:val="left"/>
-      <w:pPr>
-        <w:ind w:left="6480" w:hanging="360"/>
-      </w:pPr>
-      <w:rPr>
-        <w:rFonts w:ascii="Courier New" w:hAnsi="Courier New" w:cs="Courier New" w:hint="default"/>
-      </w:rPr>
-    </w:lvl>
-    <w:lvl w:ilvl="8" w:tplc="04090005" w:tentative="1">
-      <w:start w:val="1"/>
-      <w:numFmt w:val="bullet"/>
-      <w:lvlText w:val=""/>
-      <w:lvlJc w:val="left"/>
-      <w:pPr>
-        <w:ind w:left="7200" w:hanging="360"/>
-      </w:pPr>
-      <w:rPr>
-        <w:rFonts w:ascii="Wingdings" w:hAnsi="Wingdings" w:hint="default"/>
-      </w:rPr>
-    </w:lvl>
-  </w:abstractNum>
-  <w:abstractNum w:abstractNumId="24" w15:restartNumberingAfterBreak="0">
-    <w:nsid w:val="71AC14BE"/>
+    <w:nsid w:val="6D3B3BDD"/>
     <w:multiLevelType w:val="multilevel"/>
-    <w:tmpl w:val="E8DCC2EC"/>
+    <w:tmpl w:val="B39E3BDC"/>
     <w:lvl w:ilvl="0">
       <w:start w:val="1"/>
       <w:numFmt w:val="bullet"/>
@@ -24737,8 +25532,533 @@
       </w:rPr>
     </w:lvl>
   </w:abstractNum>
+  <w:abstractNum w:abstractNumId="24" w15:restartNumberingAfterBreak="0">
+    <w:nsid w:val="6F9338B6"/>
+    <w:multiLevelType w:val="hybridMultilevel"/>
+    <w:tmpl w:val="6A6E8E66"/>
+    <w:lvl w:ilvl="0" w:tplc="3FCCF9CA">
+      <w:start w:val="1"/>
+      <w:numFmt w:val="bullet"/>
+      <w:suff w:val="space"/>
+      <w:lvlText w:val=""/>
+      <w:lvlJc w:val="left"/>
+      <w:pPr>
+        <w:ind w:left="284" w:firstLine="436"/>
+      </w:pPr>
+      <w:rPr>
+        <w:rFonts w:ascii="Symbol" w:hAnsi="Symbol" w:hint="default"/>
+      </w:rPr>
+    </w:lvl>
+    <w:lvl w:ilvl="1" w:tplc="FFFFFFFF" w:tentative="1">
+      <w:start w:val="1"/>
+      <w:numFmt w:val="bullet"/>
+      <w:lvlText w:val="o"/>
+      <w:lvlJc w:val="left"/>
+      <w:pPr>
+        <w:ind w:left="2160" w:hanging="360"/>
+      </w:pPr>
+      <w:rPr>
+        <w:rFonts w:ascii="Courier New" w:hAnsi="Courier New" w:cs="Courier New" w:hint="default"/>
+      </w:rPr>
+    </w:lvl>
+    <w:lvl w:ilvl="2" w:tplc="FFFFFFFF" w:tentative="1">
+      <w:start w:val="1"/>
+      <w:numFmt w:val="bullet"/>
+      <w:lvlText w:val=""/>
+      <w:lvlJc w:val="left"/>
+      <w:pPr>
+        <w:ind w:left="2880" w:hanging="360"/>
+      </w:pPr>
+      <w:rPr>
+        <w:rFonts w:ascii="Wingdings" w:hAnsi="Wingdings" w:hint="default"/>
+      </w:rPr>
+    </w:lvl>
+    <w:lvl w:ilvl="3" w:tplc="FFFFFFFF" w:tentative="1">
+      <w:start w:val="1"/>
+      <w:numFmt w:val="bullet"/>
+      <w:lvlText w:val=""/>
+      <w:lvlJc w:val="left"/>
+      <w:pPr>
+        <w:ind w:left="3600" w:hanging="360"/>
+      </w:pPr>
+      <w:rPr>
+        <w:rFonts w:ascii="Symbol" w:hAnsi="Symbol" w:hint="default"/>
+      </w:rPr>
+    </w:lvl>
+    <w:lvl w:ilvl="4" w:tplc="FFFFFFFF" w:tentative="1">
+      <w:start w:val="1"/>
+      <w:numFmt w:val="bullet"/>
+      <w:lvlText w:val="o"/>
+      <w:lvlJc w:val="left"/>
+      <w:pPr>
+        <w:ind w:left="4320" w:hanging="360"/>
+      </w:pPr>
+      <w:rPr>
+        <w:rFonts w:ascii="Courier New" w:hAnsi="Courier New" w:cs="Courier New" w:hint="default"/>
+      </w:rPr>
+    </w:lvl>
+    <w:lvl w:ilvl="5" w:tplc="FFFFFFFF" w:tentative="1">
+      <w:start w:val="1"/>
+      <w:numFmt w:val="bullet"/>
+      <w:lvlText w:val=""/>
+      <w:lvlJc w:val="left"/>
+      <w:pPr>
+        <w:ind w:left="5040" w:hanging="360"/>
+      </w:pPr>
+      <w:rPr>
+        <w:rFonts w:ascii="Wingdings" w:hAnsi="Wingdings" w:hint="default"/>
+      </w:rPr>
+    </w:lvl>
+    <w:lvl w:ilvl="6" w:tplc="FFFFFFFF" w:tentative="1">
+      <w:start w:val="1"/>
+      <w:numFmt w:val="bullet"/>
+      <w:lvlText w:val=""/>
+      <w:lvlJc w:val="left"/>
+      <w:pPr>
+        <w:ind w:left="5760" w:hanging="360"/>
+      </w:pPr>
+      <w:rPr>
+        <w:rFonts w:ascii="Symbol" w:hAnsi="Symbol" w:hint="default"/>
+      </w:rPr>
+    </w:lvl>
+    <w:lvl w:ilvl="7" w:tplc="FFFFFFFF" w:tentative="1">
+      <w:start w:val="1"/>
+      <w:numFmt w:val="bullet"/>
+      <w:lvlText w:val="o"/>
+      <w:lvlJc w:val="left"/>
+      <w:pPr>
+        <w:ind w:left="6480" w:hanging="360"/>
+      </w:pPr>
+      <w:rPr>
+        <w:rFonts w:ascii="Courier New" w:hAnsi="Courier New" w:cs="Courier New" w:hint="default"/>
+      </w:rPr>
+    </w:lvl>
+    <w:lvl w:ilvl="8" w:tplc="FFFFFFFF" w:tentative="1">
+      <w:start w:val="1"/>
+      <w:numFmt w:val="bullet"/>
+      <w:lvlText w:val=""/>
+      <w:lvlJc w:val="left"/>
+      <w:pPr>
+        <w:ind w:left="7200" w:hanging="360"/>
+      </w:pPr>
+      <w:rPr>
+        <w:rFonts w:ascii="Wingdings" w:hAnsi="Wingdings" w:hint="default"/>
+      </w:rPr>
+    </w:lvl>
+  </w:abstractNum>
+  <w:abstractNum w:abstractNumId="25" w15:restartNumberingAfterBreak="0">
+    <w:nsid w:val="7015294A"/>
+    <w:multiLevelType w:val="hybridMultilevel"/>
+    <w:tmpl w:val="7A904D64"/>
+    <w:lvl w:ilvl="0" w:tplc="04090001">
+      <w:start w:val="1"/>
+      <w:numFmt w:val="bullet"/>
+      <w:lvlText w:val=""/>
+      <w:lvlJc w:val="left"/>
+      <w:pPr>
+        <w:ind w:left="1440" w:hanging="360"/>
+      </w:pPr>
+      <w:rPr>
+        <w:rFonts w:ascii="Symbol" w:hAnsi="Symbol" w:hint="default"/>
+      </w:rPr>
+    </w:lvl>
+    <w:lvl w:ilvl="1" w:tplc="04090003" w:tentative="1">
+      <w:start w:val="1"/>
+      <w:numFmt w:val="bullet"/>
+      <w:lvlText w:val="o"/>
+      <w:lvlJc w:val="left"/>
+      <w:pPr>
+        <w:ind w:left="2160" w:hanging="360"/>
+      </w:pPr>
+      <w:rPr>
+        <w:rFonts w:ascii="Courier New" w:hAnsi="Courier New" w:cs="Courier New" w:hint="default"/>
+      </w:rPr>
+    </w:lvl>
+    <w:lvl w:ilvl="2" w:tplc="04090005" w:tentative="1">
+      <w:start w:val="1"/>
+      <w:numFmt w:val="bullet"/>
+      <w:lvlText w:val=""/>
+      <w:lvlJc w:val="left"/>
+      <w:pPr>
+        <w:ind w:left="2880" w:hanging="360"/>
+      </w:pPr>
+      <w:rPr>
+        <w:rFonts w:ascii="Wingdings" w:hAnsi="Wingdings" w:hint="default"/>
+      </w:rPr>
+    </w:lvl>
+    <w:lvl w:ilvl="3" w:tplc="04090001" w:tentative="1">
+      <w:start w:val="1"/>
+      <w:numFmt w:val="bullet"/>
+      <w:lvlText w:val=""/>
+      <w:lvlJc w:val="left"/>
+      <w:pPr>
+        <w:ind w:left="3600" w:hanging="360"/>
+      </w:pPr>
+      <w:rPr>
+        <w:rFonts w:ascii="Symbol" w:hAnsi="Symbol" w:hint="default"/>
+      </w:rPr>
+    </w:lvl>
+    <w:lvl w:ilvl="4" w:tplc="04090003" w:tentative="1">
+      <w:start w:val="1"/>
+      <w:numFmt w:val="bullet"/>
+      <w:lvlText w:val="o"/>
+      <w:lvlJc w:val="left"/>
+      <w:pPr>
+        <w:ind w:left="4320" w:hanging="360"/>
+      </w:pPr>
+      <w:rPr>
+        <w:rFonts w:ascii="Courier New" w:hAnsi="Courier New" w:cs="Courier New" w:hint="default"/>
+      </w:rPr>
+    </w:lvl>
+    <w:lvl w:ilvl="5" w:tplc="04090005" w:tentative="1">
+      <w:start w:val="1"/>
+      <w:numFmt w:val="bullet"/>
+      <w:lvlText w:val=""/>
+      <w:lvlJc w:val="left"/>
+      <w:pPr>
+        <w:ind w:left="5040" w:hanging="360"/>
+      </w:pPr>
+      <w:rPr>
+        <w:rFonts w:ascii="Wingdings" w:hAnsi="Wingdings" w:hint="default"/>
+      </w:rPr>
+    </w:lvl>
+    <w:lvl w:ilvl="6" w:tplc="04090001" w:tentative="1">
+      <w:start w:val="1"/>
+      <w:numFmt w:val="bullet"/>
+      <w:lvlText w:val=""/>
+      <w:lvlJc w:val="left"/>
+      <w:pPr>
+        <w:ind w:left="5760" w:hanging="360"/>
+      </w:pPr>
+      <w:rPr>
+        <w:rFonts w:ascii="Symbol" w:hAnsi="Symbol" w:hint="default"/>
+      </w:rPr>
+    </w:lvl>
+    <w:lvl w:ilvl="7" w:tplc="04090003" w:tentative="1">
+      <w:start w:val="1"/>
+      <w:numFmt w:val="bullet"/>
+      <w:lvlText w:val="o"/>
+      <w:lvlJc w:val="left"/>
+      <w:pPr>
+        <w:ind w:left="6480" w:hanging="360"/>
+      </w:pPr>
+      <w:rPr>
+        <w:rFonts w:ascii="Courier New" w:hAnsi="Courier New" w:cs="Courier New" w:hint="default"/>
+      </w:rPr>
+    </w:lvl>
+    <w:lvl w:ilvl="8" w:tplc="04090005" w:tentative="1">
+      <w:start w:val="1"/>
+      <w:numFmt w:val="bullet"/>
+      <w:lvlText w:val=""/>
+      <w:lvlJc w:val="left"/>
+      <w:pPr>
+        <w:ind w:left="7200" w:hanging="360"/>
+      </w:pPr>
+      <w:rPr>
+        <w:rFonts w:ascii="Wingdings" w:hAnsi="Wingdings" w:hint="default"/>
+      </w:rPr>
+    </w:lvl>
+  </w:abstractNum>
+  <w:abstractNum w:abstractNumId="26" w15:restartNumberingAfterBreak="0">
+    <w:nsid w:val="71AC14BE"/>
+    <w:multiLevelType w:val="multilevel"/>
+    <w:tmpl w:val="E8DCC2EC"/>
+    <w:lvl w:ilvl="0">
+      <w:start w:val="1"/>
+      <w:numFmt w:val="bullet"/>
+      <w:lvlText w:val=""/>
+      <w:lvlJc w:val="left"/>
+      <w:pPr>
+        <w:tabs>
+          <w:tab w:val="num" w:pos="720"/>
+        </w:tabs>
+        <w:ind w:left="720" w:hanging="360"/>
+      </w:pPr>
+      <w:rPr>
+        <w:rFonts w:ascii="Symbol" w:hAnsi="Symbol" w:hint="default"/>
+        <w:sz w:val="20"/>
+      </w:rPr>
+    </w:lvl>
+    <w:lvl w:ilvl="1" w:tentative="1">
+      <w:start w:val="1"/>
+      <w:numFmt w:val="bullet"/>
+      <w:lvlText w:val="o"/>
+      <w:lvlJc w:val="left"/>
+      <w:pPr>
+        <w:tabs>
+          <w:tab w:val="num" w:pos="1440"/>
+        </w:tabs>
+        <w:ind w:left="1440" w:hanging="360"/>
+      </w:pPr>
+      <w:rPr>
+        <w:rFonts w:ascii="Courier New" w:hAnsi="Courier New" w:hint="default"/>
+        <w:sz w:val="20"/>
+      </w:rPr>
+    </w:lvl>
+    <w:lvl w:ilvl="2" w:tentative="1">
+      <w:start w:val="1"/>
+      <w:numFmt w:val="bullet"/>
+      <w:lvlText w:val=""/>
+      <w:lvlJc w:val="left"/>
+      <w:pPr>
+        <w:tabs>
+          <w:tab w:val="num" w:pos="2160"/>
+        </w:tabs>
+        <w:ind w:left="2160" w:hanging="360"/>
+      </w:pPr>
+      <w:rPr>
+        <w:rFonts w:ascii="Wingdings" w:hAnsi="Wingdings" w:hint="default"/>
+        <w:sz w:val="20"/>
+      </w:rPr>
+    </w:lvl>
+    <w:lvl w:ilvl="3" w:tentative="1">
+      <w:start w:val="1"/>
+      <w:numFmt w:val="bullet"/>
+      <w:lvlText w:val=""/>
+      <w:lvlJc w:val="left"/>
+      <w:pPr>
+        <w:tabs>
+          <w:tab w:val="num" w:pos="2880"/>
+        </w:tabs>
+        <w:ind w:left="2880" w:hanging="360"/>
+      </w:pPr>
+      <w:rPr>
+        <w:rFonts w:ascii="Wingdings" w:hAnsi="Wingdings" w:hint="default"/>
+        <w:sz w:val="20"/>
+      </w:rPr>
+    </w:lvl>
+    <w:lvl w:ilvl="4" w:tentative="1">
+      <w:start w:val="1"/>
+      <w:numFmt w:val="bullet"/>
+      <w:lvlText w:val=""/>
+      <w:lvlJc w:val="left"/>
+      <w:pPr>
+        <w:tabs>
+          <w:tab w:val="num" w:pos="3600"/>
+        </w:tabs>
+        <w:ind w:left="3600" w:hanging="360"/>
+      </w:pPr>
+      <w:rPr>
+        <w:rFonts w:ascii="Wingdings" w:hAnsi="Wingdings" w:hint="default"/>
+        <w:sz w:val="20"/>
+      </w:rPr>
+    </w:lvl>
+    <w:lvl w:ilvl="5" w:tentative="1">
+      <w:start w:val="1"/>
+      <w:numFmt w:val="bullet"/>
+      <w:lvlText w:val=""/>
+      <w:lvlJc w:val="left"/>
+      <w:pPr>
+        <w:tabs>
+          <w:tab w:val="num" w:pos="4320"/>
+        </w:tabs>
+        <w:ind w:left="4320" w:hanging="360"/>
+      </w:pPr>
+      <w:rPr>
+        <w:rFonts w:ascii="Wingdings" w:hAnsi="Wingdings" w:hint="default"/>
+        <w:sz w:val="20"/>
+      </w:rPr>
+    </w:lvl>
+    <w:lvl w:ilvl="6" w:tentative="1">
+      <w:start w:val="1"/>
+      <w:numFmt w:val="bullet"/>
+      <w:lvlText w:val=""/>
+      <w:lvlJc w:val="left"/>
+      <w:pPr>
+        <w:tabs>
+          <w:tab w:val="num" w:pos="5040"/>
+        </w:tabs>
+        <w:ind w:left="5040" w:hanging="360"/>
+      </w:pPr>
+      <w:rPr>
+        <w:rFonts w:ascii="Wingdings" w:hAnsi="Wingdings" w:hint="default"/>
+        <w:sz w:val="20"/>
+      </w:rPr>
+    </w:lvl>
+    <w:lvl w:ilvl="7" w:tentative="1">
+      <w:start w:val="1"/>
+      <w:numFmt w:val="bullet"/>
+      <w:lvlText w:val=""/>
+      <w:lvlJc w:val="left"/>
+      <w:pPr>
+        <w:tabs>
+          <w:tab w:val="num" w:pos="5760"/>
+        </w:tabs>
+        <w:ind w:left="5760" w:hanging="360"/>
+      </w:pPr>
+      <w:rPr>
+        <w:rFonts w:ascii="Wingdings" w:hAnsi="Wingdings" w:hint="default"/>
+        <w:sz w:val="20"/>
+      </w:rPr>
+    </w:lvl>
+    <w:lvl w:ilvl="8" w:tentative="1">
+      <w:start w:val="1"/>
+      <w:numFmt w:val="bullet"/>
+      <w:lvlText w:val=""/>
+      <w:lvlJc w:val="left"/>
+      <w:pPr>
+        <w:tabs>
+          <w:tab w:val="num" w:pos="6480"/>
+        </w:tabs>
+        <w:ind w:left="6480" w:hanging="360"/>
+      </w:pPr>
+      <w:rPr>
+        <w:rFonts w:ascii="Wingdings" w:hAnsi="Wingdings" w:hint="default"/>
+        <w:sz w:val="20"/>
+      </w:rPr>
+    </w:lvl>
+  </w:abstractNum>
+  <w:abstractNum w:abstractNumId="27" w15:restartNumberingAfterBreak="0">
+    <w:nsid w:val="775667FA"/>
+    <w:multiLevelType w:val="multilevel"/>
+    <w:tmpl w:val="50EA86CC"/>
+    <w:lvl w:ilvl="0">
+      <w:start w:val="1"/>
+      <w:numFmt w:val="bullet"/>
+      <w:lvlText w:val=""/>
+      <w:lvlJc w:val="left"/>
+      <w:pPr>
+        <w:tabs>
+          <w:tab w:val="num" w:pos="720"/>
+        </w:tabs>
+        <w:ind w:left="720" w:hanging="360"/>
+      </w:pPr>
+      <w:rPr>
+        <w:rFonts w:ascii="Symbol" w:hAnsi="Symbol" w:hint="default"/>
+        <w:sz w:val="20"/>
+      </w:rPr>
+    </w:lvl>
+    <w:lvl w:ilvl="1" w:tentative="1">
+      <w:start w:val="1"/>
+      <w:numFmt w:val="bullet"/>
+      <w:lvlText w:val="o"/>
+      <w:lvlJc w:val="left"/>
+      <w:pPr>
+        <w:tabs>
+          <w:tab w:val="num" w:pos="1440"/>
+        </w:tabs>
+        <w:ind w:left="1440" w:hanging="360"/>
+      </w:pPr>
+      <w:rPr>
+        <w:rFonts w:ascii="Courier New" w:hAnsi="Courier New" w:hint="default"/>
+        <w:sz w:val="20"/>
+      </w:rPr>
+    </w:lvl>
+    <w:lvl w:ilvl="2" w:tentative="1">
+      <w:start w:val="1"/>
+      <w:numFmt w:val="bullet"/>
+      <w:lvlText w:val=""/>
+      <w:lvlJc w:val="left"/>
+      <w:pPr>
+        <w:tabs>
+          <w:tab w:val="num" w:pos="2160"/>
+        </w:tabs>
+        <w:ind w:left="2160" w:hanging="360"/>
+      </w:pPr>
+      <w:rPr>
+        <w:rFonts w:ascii="Wingdings" w:hAnsi="Wingdings" w:hint="default"/>
+        <w:sz w:val="20"/>
+      </w:rPr>
+    </w:lvl>
+    <w:lvl w:ilvl="3" w:tentative="1">
+      <w:start w:val="1"/>
+      <w:numFmt w:val="bullet"/>
+      <w:lvlText w:val=""/>
+      <w:lvlJc w:val="left"/>
+      <w:pPr>
+        <w:tabs>
+          <w:tab w:val="num" w:pos="2880"/>
+        </w:tabs>
+        <w:ind w:left="2880" w:hanging="360"/>
+      </w:pPr>
+      <w:rPr>
+        <w:rFonts w:ascii="Wingdings" w:hAnsi="Wingdings" w:hint="default"/>
+        <w:sz w:val="20"/>
+      </w:rPr>
+    </w:lvl>
+    <w:lvl w:ilvl="4" w:tentative="1">
+      <w:start w:val="1"/>
+      <w:numFmt w:val="bullet"/>
+      <w:lvlText w:val=""/>
+      <w:lvlJc w:val="left"/>
+      <w:pPr>
+        <w:tabs>
+          <w:tab w:val="num" w:pos="3600"/>
+        </w:tabs>
+        <w:ind w:left="3600" w:hanging="360"/>
+      </w:pPr>
+      <w:rPr>
+        <w:rFonts w:ascii="Wingdings" w:hAnsi="Wingdings" w:hint="default"/>
+        <w:sz w:val="20"/>
+      </w:rPr>
+    </w:lvl>
+    <w:lvl w:ilvl="5" w:tentative="1">
+      <w:start w:val="1"/>
+      <w:numFmt w:val="bullet"/>
+      <w:lvlText w:val=""/>
+      <w:lvlJc w:val="left"/>
+      <w:pPr>
+        <w:tabs>
+          <w:tab w:val="num" w:pos="4320"/>
+        </w:tabs>
+        <w:ind w:left="4320" w:hanging="360"/>
+      </w:pPr>
+      <w:rPr>
+        <w:rFonts w:ascii="Wingdings" w:hAnsi="Wingdings" w:hint="default"/>
+        <w:sz w:val="20"/>
+      </w:rPr>
+    </w:lvl>
+    <w:lvl w:ilvl="6" w:tentative="1">
+      <w:start w:val="1"/>
+      <w:numFmt w:val="bullet"/>
+      <w:lvlText w:val=""/>
+      <w:lvlJc w:val="left"/>
+      <w:pPr>
+        <w:tabs>
+          <w:tab w:val="num" w:pos="5040"/>
+        </w:tabs>
+        <w:ind w:left="5040" w:hanging="360"/>
+      </w:pPr>
+      <w:rPr>
+        <w:rFonts w:ascii="Wingdings" w:hAnsi="Wingdings" w:hint="default"/>
+        <w:sz w:val="20"/>
+      </w:rPr>
+    </w:lvl>
+    <w:lvl w:ilvl="7" w:tentative="1">
+      <w:start w:val="1"/>
+      <w:numFmt w:val="bullet"/>
+      <w:lvlText w:val=""/>
+      <w:lvlJc w:val="left"/>
+      <w:pPr>
+        <w:tabs>
+          <w:tab w:val="num" w:pos="5760"/>
+        </w:tabs>
+        <w:ind w:left="5760" w:hanging="360"/>
+      </w:pPr>
+      <w:rPr>
+        <w:rFonts w:ascii="Wingdings" w:hAnsi="Wingdings" w:hint="default"/>
+        <w:sz w:val="20"/>
+      </w:rPr>
+    </w:lvl>
+    <w:lvl w:ilvl="8" w:tentative="1">
+      <w:start w:val="1"/>
+      <w:numFmt w:val="bullet"/>
+      <w:lvlText w:val=""/>
+      <w:lvlJc w:val="left"/>
+      <w:pPr>
+        <w:tabs>
+          <w:tab w:val="num" w:pos="6480"/>
+        </w:tabs>
+        <w:ind w:left="6480" w:hanging="360"/>
+      </w:pPr>
+      <w:rPr>
+        <w:rFonts w:ascii="Wingdings" w:hAnsi="Wingdings" w:hint="default"/>
+        <w:sz w:val="20"/>
+      </w:rPr>
+    </w:lvl>
+  </w:abstractNum>
   <w:num w:numId="1" w16cid:durableId="1132283077">
-    <w:abstractNumId w:val="4"/>
+    <w:abstractNumId w:val="5"/>
     <w:lvlOverride w:ilvl="0">
       <w:startOverride w:val="1"/>
     </w:lvlOverride>
@@ -24747,73 +26067,82 @@
     <w:abstractNumId w:val="3"/>
   </w:num>
   <w:num w:numId="3" w16cid:durableId="1174493554">
-    <w:abstractNumId w:val="14"/>
+    <w:abstractNumId w:val="15"/>
   </w:num>
   <w:num w:numId="4" w16cid:durableId="1801069562">
-    <w:abstractNumId w:val="11"/>
+    <w:abstractNumId w:val="12"/>
   </w:num>
   <w:num w:numId="5" w16cid:durableId="442727562">
     <w:abstractNumId w:val="2"/>
   </w:num>
   <w:num w:numId="6" w16cid:durableId="508646328">
+    <w:abstractNumId w:val="11"/>
+  </w:num>
+  <w:num w:numId="7" w16cid:durableId="1306281036">
+    <w:abstractNumId w:val="19"/>
+  </w:num>
+  <w:num w:numId="8" w16cid:durableId="1693340004">
+    <w:abstractNumId w:val="24"/>
+  </w:num>
+  <w:num w:numId="9" w16cid:durableId="1043293413">
+    <w:abstractNumId w:val="21"/>
+  </w:num>
+  <w:num w:numId="10" w16cid:durableId="406343250">
+    <w:abstractNumId w:val="25"/>
+  </w:num>
+  <w:num w:numId="11" w16cid:durableId="1928225358">
+    <w:abstractNumId w:val="20"/>
+  </w:num>
+  <w:num w:numId="12" w16cid:durableId="2080710953">
     <w:abstractNumId w:val="10"/>
   </w:num>
-  <w:num w:numId="7" w16cid:durableId="1306281036">
+  <w:num w:numId="13" w16cid:durableId="7293476">
     <w:abstractNumId w:val="18"/>
-  </w:num>
-  <w:num w:numId="8" w16cid:durableId="1693340004">
-    <w:abstractNumId w:val="22"/>
-  </w:num>
-  <w:num w:numId="9" w16cid:durableId="1043293413">
-    <w:abstractNumId w:val="20"/>
-  </w:num>
-  <w:num w:numId="10" w16cid:durableId="406343250">
-    <w:abstractNumId w:val="23"/>
-  </w:num>
-  <w:num w:numId="11" w16cid:durableId="1928225358">
-    <w:abstractNumId w:val="19"/>
-  </w:num>
-  <w:num w:numId="12" w16cid:durableId="2080710953">
-    <w:abstractNumId w:val="9"/>
-  </w:num>
-  <w:num w:numId="13" w16cid:durableId="7293476">
-    <w:abstractNumId w:val="17"/>
   </w:num>
   <w:num w:numId="14" w16cid:durableId="1949190380">
     <w:abstractNumId w:val="0"/>
   </w:num>
   <w:num w:numId="15" w16cid:durableId="865098612">
-    <w:abstractNumId w:val="15"/>
+    <w:abstractNumId w:val="16"/>
   </w:num>
   <w:num w:numId="16" w16cid:durableId="77945512">
+    <w:abstractNumId w:val="9"/>
+  </w:num>
+  <w:num w:numId="17" w16cid:durableId="967466645">
     <w:abstractNumId w:val="8"/>
   </w:num>
-  <w:num w:numId="17" w16cid:durableId="967466645">
-    <w:abstractNumId w:val="7"/>
-  </w:num>
   <w:num w:numId="18" w16cid:durableId="88543619">
-    <w:abstractNumId w:val="16"/>
+    <w:abstractNumId w:val="17"/>
   </w:num>
   <w:num w:numId="19" w16cid:durableId="909076350">
     <w:abstractNumId w:val="1"/>
   </w:num>
   <w:num w:numId="20" w16cid:durableId="1005984858">
-    <w:abstractNumId w:val="24"/>
+    <w:abstractNumId w:val="26"/>
   </w:num>
   <w:num w:numId="21" w16cid:durableId="1538540875">
-    <w:abstractNumId w:val="21"/>
+    <w:abstractNumId w:val="22"/>
   </w:num>
   <w:num w:numId="22" w16cid:durableId="365301618">
-    <w:abstractNumId w:val="5"/>
+    <w:abstractNumId w:val="6"/>
   </w:num>
   <w:num w:numId="23" w16cid:durableId="1182088907">
-    <w:abstractNumId w:val="6"/>
+    <w:abstractNumId w:val="7"/>
   </w:num>
   <w:num w:numId="24" w16cid:durableId="502626253">
-    <w:abstractNumId w:val="12"/>
+    <w:abstractNumId w:val="13"/>
   </w:num>
   <w:num w:numId="25" w16cid:durableId="273563492">
-    <w:abstractNumId w:val="13"/>
+    <w:abstractNumId w:val="14"/>
+  </w:num>
+  <w:num w:numId="26" w16cid:durableId="1815293219">
+    <w:abstractNumId w:val="4"/>
+  </w:num>
+  <w:num w:numId="27" w16cid:durableId="1994068934">
+    <w:abstractNumId w:val="23"/>
+  </w:num>
+  <w:num w:numId="28" w16cid:durableId="1882404722">
+    <w:abstractNumId w:val="27"/>
   </w:num>
 </w:numbering>
 </file>
